--- a/documents/系統手冊/5-1功能性需求-shelly.docx
+++ b/documents/系統手冊/5-1功能性需求-shelly.docx
@@ -61,7 +61,7 @@
         </w:rPr>
       </w:pPr>
       <w:bookmarkStart w:id="1" w:name="_Toc231075864"/>
-      <w:bookmarkStart w:id="2" w:name="_Toc241279578"/>
+      <w:bookmarkStart w:id="2" w:name="_Toc241595199"/>
       <w:r>
         <w:rPr>
           <w:rFonts w:ascii="Times New Roman" w:eastAsia="標楷體" w:hAnsi="Times New Roman" w:cs="Angsana New" w:hint="eastAsia"/>
@@ -152,6 +152,56 @@
         </w:rPr>
         <w:t>使用者功能性需求表</w:t>
       </w:r>
+      <w:r>
+        <w:rPr>
+          <w:rFonts w:ascii="Times New Roman" w:eastAsia="標楷體" w:hAnsi="Times New Roman" w:cs="Angsana New"/>
+          <w:sz w:val="28"/>
+          <w:szCs w:val="25"/>
+          <w:lang w:bidi="th-TH"/>
+          <w14:ligatures w14:val="standardContextual"/>
+        </w:rPr>
+        <w:fldChar w:fldCharType="begin"/>
+      </w:r>
+      <w:r>
+        <w:rPr>
+          <w:rFonts w:ascii="Times New Roman" w:eastAsia="標楷體" w:hAnsi="Times New Roman" w:cs="Angsana New"/>
+          <w:sz w:val="28"/>
+          <w:szCs w:val="25"/>
+          <w:lang w:bidi="th-TH"/>
+          <w14:ligatures w14:val="standardContextual"/>
+        </w:rPr>
+        <w:instrText xml:space="preserve"> SEQ </w:instrText>
+      </w:r>
+      <w:r>
+        <w:rPr>
+          <w:rFonts w:ascii="Times New Roman" w:eastAsia="標楷體" w:hAnsi="Times New Roman" w:cs="Angsana New"/>
+          <w:sz w:val="28"/>
+          <w:szCs w:val="25"/>
+          <w:lang w:bidi="th-TH"/>
+          <w14:ligatures w14:val="standardContextual"/>
+        </w:rPr>
+        <w:instrText>表</w:instrText>
+      </w:r>
+      <w:r>
+        <w:rPr>
+          <w:rFonts w:ascii="Times New Roman" w:eastAsia="標楷體" w:hAnsi="Times New Roman" w:cs="Angsana New"/>
+          <w:sz w:val="28"/>
+          <w:szCs w:val="25"/>
+          <w:lang w:bidi="th-TH"/>
+          <w14:ligatures w14:val="standardContextual"/>
+        </w:rPr>
+        <w:instrText xml:space="preserve"> \h </w:instrText>
+      </w:r>
+      <w:r>
+        <w:rPr>
+          <w:rFonts w:ascii="Times New Roman" w:eastAsia="標楷體" w:hAnsi="Times New Roman" w:cs="Angsana New"/>
+          <w:sz w:val="28"/>
+          <w:szCs w:val="25"/>
+          <w:lang w:bidi="th-TH"/>
+          <w14:ligatures w14:val="standardContextual"/>
+        </w:rPr>
+        <w:fldChar w:fldCharType="end"/>
+      </w:r>
     </w:p>
     <w:tbl>
       <w:tblPr>
@@ -160,13 +210,13 @@
         <w:tblLook w:val="04A0" w:firstRow="1" w:lastRow="0" w:firstColumn="1" w:lastColumn="0" w:noHBand="0" w:noVBand="1"/>
       </w:tblPr>
       <w:tblGrid>
-        <w:gridCol w:w="3397"/>
-        <w:gridCol w:w="4899"/>
+        <w:gridCol w:w="4102"/>
+        <w:gridCol w:w="4194"/>
       </w:tblGrid>
       <w:tr>
         <w:tc>
           <w:tcPr>
-            <w:tcW w:w="3397" w:type="dxa"/>
+            <w:tcW w:w="5102" w:type="dxa"/>
           </w:tcPr>
           <w:p>
             <w:pPr>
@@ -186,7 +236,7 @@
         </w:tc>
         <w:tc>
           <w:tcPr>
-            <w:tcW w:w="4899" w:type="dxa"/>
+            <w:tcW w:w="5102" w:type="dxa"/>
           </w:tcPr>
           <w:p>
             <w:pPr>
@@ -208,7 +258,7 @@
       <w:tr>
         <w:tc>
           <w:tcPr>
-            <w:tcW w:w="3397" w:type="dxa"/>
+            <w:tcW w:w="5102" w:type="dxa"/>
           </w:tcPr>
           <w:p>
             <w:pPr>
@@ -227,7 +277,7 @@
         </w:tc>
         <w:tc>
           <w:tcPr>
-            <w:tcW w:w="4899" w:type="dxa"/>
+            <w:tcW w:w="5102" w:type="dxa"/>
           </w:tcPr>
           <w:p>
             <w:pPr>
@@ -308,7 +358,7 @@
       <w:tr>
         <w:tc>
           <w:tcPr>
-            <w:tcW w:w="3397" w:type="dxa"/>
+            <w:tcW w:w="5102" w:type="dxa"/>
           </w:tcPr>
           <w:p>
             <w:pPr>
@@ -327,7 +377,7 @@
         </w:tc>
         <w:tc>
           <w:tcPr>
-            <w:tcW w:w="4899" w:type="dxa"/>
+            <w:tcW w:w="5102" w:type="dxa"/>
           </w:tcPr>
           <w:p>
             <w:pPr>
@@ -374,7 +424,7 @@
       <w:tr>
         <w:tc>
           <w:tcPr>
-            <w:tcW w:w="3397" w:type="dxa"/>
+            <w:tcW w:w="5102" w:type="dxa"/>
           </w:tcPr>
           <w:p>
             <w:pPr>
@@ -411,7 +461,7 @@
         </w:tc>
         <w:tc>
           <w:tcPr>
-            <w:tcW w:w="4899" w:type="dxa"/>
+            <w:tcW w:w="5102" w:type="dxa"/>
           </w:tcPr>
           <w:p>
             <w:pPr>
@@ -498,7 +548,21 @@
               <w:rPr>
                 <w:rFonts w:ascii="Times New Roman" w:eastAsia="標楷體" w:hAnsi="Times New Roman" w:cs="Angsana New"/>
               </w:rPr>
-              <w:t>照片建議書況、分類與售價。上架後若簡介、作者、出版社或出版日期仍空白，系統於背景依</w:t>
+              <w:t>照片建議書</w:t>
+            </w:r>
+            <w:proofErr w:type="gramStart"/>
+            <w:r>
+              <w:rPr>
+                <w:rFonts w:ascii="Times New Roman" w:eastAsia="標楷體" w:hAnsi="Times New Roman" w:cs="Angsana New"/>
+              </w:rPr>
+              <w:t>況</w:t>
+            </w:r>
+            <w:proofErr w:type="gramEnd"/>
+            <w:r>
+              <w:rPr>
+                <w:rFonts w:ascii="Times New Roman" w:eastAsia="標楷體" w:hAnsi="Times New Roman" w:cs="Angsana New"/>
+              </w:rPr>
+              <w:t>、分類與售價。上架後若簡介、作者、出版社或出版日期仍空白，系統於背景依</w:t>
             </w:r>
             <w:r>
               <w:rPr>
@@ -522,7 +586,31 @@
               <w:rPr>
                 <w:rFonts w:ascii="Times New Roman" w:eastAsia="標楷體" w:hAnsi="Times New Roman" w:cs="Angsana New"/>
               </w:rPr>
-              <w:t>網路搜尋自動補齊，並於書籍頁標示資料來源。</w:t>
+              <w:t>網路搜尋自動補齊，其中由</w:t>
+            </w:r>
+            <w:r>
+              <w:rPr>
+                <w:rFonts w:ascii="Times New Roman" w:eastAsia="標楷體" w:hAnsi="Times New Roman" w:cs="Angsana New"/>
+              </w:rPr>
+              <w:t>AI</w:t>
+            </w:r>
+            <w:r>
+              <w:rPr>
+                <w:rFonts w:ascii="Times New Roman" w:eastAsia="標楷體" w:hAnsi="Times New Roman" w:cs="Angsana New"/>
+              </w:rPr>
+              <w:t>依書目整理之簡介於書籍頁標示「由</w:t>
+            </w:r>
+            <w:r>
+              <w:rPr>
+                <w:rFonts w:ascii="Times New Roman" w:eastAsia="標楷體" w:hAnsi="Times New Roman" w:cs="Angsana New"/>
+              </w:rPr>
+              <w:t>AI</w:t>
+            </w:r>
+            <w:r>
+              <w:rPr>
+                <w:rFonts w:ascii="Times New Roman" w:eastAsia="標楷體" w:hAnsi="Times New Roman" w:cs="Angsana New"/>
+              </w:rPr>
+              <w:t>依書目整理」。</w:t>
             </w:r>
           </w:p>
         </w:tc>
@@ -530,7 +618,7 @@
       <w:tr>
         <w:tc>
           <w:tcPr>
-            <w:tcW w:w="3397" w:type="dxa"/>
+            <w:tcW w:w="5102" w:type="dxa"/>
           </w:tcPr>
           <w:p>
             <w:pPr>
@@ -549,32 +637,40 @@
         </w:tc>
         <w:tc>
           <w:tcPr>
-            <w:tcW w:w="4899" w:type="dxa"/>
-          </w:tcPr>
-          <w:p>
-            <w:pPr>
-              <w:widowControl/>
-              <w:rPr>
-                <w:rFonts w:ascii="Times New Roman" w:eastAsia="標楷體" w:hAnsi="Times New Roman" w:cs="Angsana New"/>
-              </w:rPr>
-            </w:pPr>
-            <w:r>
-              <w:rPr>
-                <w:rFonts w:ascii="Times New Roman" w:eastAsia="標楷體" w:hAnsi="Times New Roman" w:cs="Angsana New"/>
-              </w:rPr>
-              <w:t>賣家可於商品未進入交易狀態前自由編輯書籍內容、售價、</w:t>
-            </w:r>
-            <w:r>
-              <w:rPr>
-                <w:rFonts w:ascii="Times New Roman" w:eastAsia="標楷體" w:hAnsi="Times New Roman" w:cs="Angsana New"/>
-              </w:rPr>
-              <w:t>存放之智慧書櫃</w:t>
-            </w:r>
-            <w:r>
-              <w:rPr>
-                <w:rFonts w:ascii="Times New Roman" w:eastAsia="標楷體" w:hAnsi="Times New Roman" w:cs="Angsana New"/>
-              </w:rPr>
-              <w:t>，或下架、重新上架商品；交易中、已售出或預約保留期間之商品無法編輯或下架。</w:t>
+            <w:tcW w:w="5102" w:type="dxa"/>
+          </w:tcPr>
+          <w:p>
+            <w:pPr>
+              <w:widowControl/>
+              <w:rPr>
+                <w:rFonts w:ascii="Times New Roman" w:eastAsia="標楷體" w:hAnsi="Times New Roman" w:cs="Angsana New"/>
+              </w:rPr>
+            </w:pPr>
+            <w:r>
+              <w:rPr>
+                <w:rFonts w:ascii="Times New Roman" w:eastAsia="標楷體" w:hAnsi="Times New Roman" w:cs="Angsana New"/>
+              </w:rPr>
+              <w:t>賣家可於商品未進入交易狀態前自由編輯書籍內容、售價、存放之智慧書櫃，或下架、重新上架商品；交易中、已售出或預約保留期間之商品無法編輯或下架。書籍存放於書櫃期間不可變更書櫃，下架後須先至書櫃以</w:t>
+            </w:r>
+            <w:r>
+              <w:rPr>
+                <w:rFonts w:ascii="Times New Roman" w:eastAsia="標楷體" w:hAnsi="Times New Roman" w:cs="Angsana New"/>
+              </w:rPr>
+              <w:t>App</w:t>
+            </w:r>
+            <w:proofErr w:type="gramStart"/>
+            <w:r>
+              <w:rPr>
+                <w:rFonts w:ascii="Times New Roman" w:eastAsia="標楷體" w:hAnsi="Times New Roman" w:cs="Angsana New"/>
+              </w:rPr>
+              <w:t>掃碼取回</w:t>
+            </w:r>
+            <w:proofErr w:type="gramEnd"/>
+            <w:r>
+              <w:rPr>
+                <w:rFonts w:ascii="Times New Roman" w:eastAsia="標楷體" w:hAnsi="Times New Roman" w:cs="Angsana New"/>
+              </w:rPr>
+              <w:t>書籍，才能重新上架。</w:t>
             </w:r>
           </w:p>
         </w:tc>
@@ -582,7 +678,7 @@
       <w:tr>
         <w:tc>
           <w:tcPr>
-            <w:tcW w:w="3397" w:type="dxa"/>
+            <w:tcW w:w="5102" w:type="dxa"/>
           </w:tcPr>
           <w:p>
             <w:pPr>
@@ -601,20 +697,27 @@
         </w:tc>
         <w:tc>
           <w:tcPr>
-            <w:tcW w:w="4899" w:type="dxa"/>
-          </w:tcPr>
-          <w:p>
-            <w:pPr>
-              <w:widowControl/>
-              <w:rPr>
-                <w:rFonts w:ascii="Times New Roman" w:eastAsia="標楷體" w:hAnsi="Times New Roman" w:cs="Angsana New"/>
-              </w:rPr>
-            </w:pPr>
-            <w:r>
-              <w:rPr>
-                <w:rFonts w:ascii="Times New Roman" w:eastAsia="標楷體" w:hAnsi="Times New Roman" w:cs="Angsana New"/>
-              </w:rPr>
-              <w:t>買家可瀏覽、依分類篩選、關鍵字搜尋書籍；首頁「為您推薦」依推薦依據分組呈現（如「因為您收藏了《</w:t>
+            <w:tcW w:w="5102" w:type="dxa"/>
+          </w:tcPr>
+          <w:p>
+            <w:pPr>
+              <w:widowControl/>
+              <w:rPr>
+                <w:rFonts w:ascii="Times New Roman" w:eastAsia="標楷體" w:hAnsi="Times New Roman" w:cs="Angsana New"/>
+              </w:rPr>
+            </w:pPr>
+            <w:r>
+              <w:rPr>
+                <w:rFonts w:ascii="Times New Roman" w:eastAsia="標楷體" w:hAnsi="Times New Roman" w:cs="Angsana New"/>
+              </w:rPr>
+              <w:t>買家可瀏覽、依分類篩選、關鍵字搜尋書籍；首頁「為您推薦」依推薦依</w:t>
+            </w:r>
+            <w:r>
+              <w:rPr>
+                <w:rFonts w:ascii="Times New Roman" w:eastAsia="標楷體" w:hAnsi="Times New Roman" w:cs="Angsana New"/>
+              </w:rPr>
+              <w:lastRenderedPageBreak/>
+              <w:t>據分組呈現（如「與已收藏的《</w:t>
             </w:r>
             <w:r>
               <w:rPr>
@@ -626,21 +729,7 @@
               <w:rPr>
                 <w:rFonts w:ascii="Times New Roman" w:eastAsia="標楷體" w:hAnsi="Times New Roman" w:cs="Angsana New"/>
               </w:rPr>
-              <w:t>》」「您常看的「考試用書」</w:t>
-            </w:r>
-            <w:proofErr w:type="gramStart"/>
-            <w:r>
-              <w:rPr>
-                <w:rFonts w:ascii="Times New Roman" w:eastAsia="標楷體" w:hAnsi="Times New Roman" w:cs="Angsana New"/>
-              </w:rPr>
-              <w:t>」</w:t>
-            </w:r>
-            <w:proofErr w:type="gramEnd"/>
-            <w:r>
-              <w:rPr>
-                <w:rFonts w:ascii="Times New Roman" w:eastAsia="標楷體" w:hAnsi="Times New Roman" w:cs="Angsana New"/>
-              </w:rPr>
-              <w:t>），並提供最近瀏覽紀錄；書籍頁提供可展開之內容簡介與「相似的書」。可將書籍加入收藏清單或購物車、分享書籍連結，或檢舉違規商品。</w:t>
+              <w:t>》相關」「『考試用書』類別推薦」），並提供最近瀏覽紀錄；書籍頁提供可展開之內容簡介與「相似書籍」。可將書籍加入收藏清單或購物車、分享書籍連結，或檢舉違規商品。</w:t>
             </w:r>
           </w:p>
         </w:tc>
@@ -648,46 +737,40 @@
       <w:tr>
         <w:tc>
           <w:tcPr>
-            <w:tcW w:w="3397" w:type="dxa"/>
-          </w:tcPr>
-          <w:p>
-            <w:pPr>
-              <w:widowControl/>
-              <w:rPr>
-                <w:rFonts w:ascii="Times New Roman" w:eastAsia="標楷體" w:hAnsi="Times New Roman" w:cs="Angsana New"/>
-              </w:rPr>
-            </w:pPr>
-            <w:r>
-              <w:rPr>
-                <w:rFonts w:ascii="Times New Roman" w:eastAsia="標楷體" w:hAnsi="Times New Roman" w:cs="Angsana New"/>
-              </w:rPr>
+            <w:tcW w:w="5102" w:type="dxa"/>
+          </w:tcPr>
+          <w:p>
+            <w:pPr>
+              <w:widowControl/>
+              <w:rPr>
+                <w:rFonts w:ascii="Times New Roman" w:eastAsia="標楷體" w:hAnsi="Times New Roman" w:cs="Angsana New"/>
+              </w:rPr>
+            </w:pPr>
+            <w:r>
+              <w:rPr>
+                <w:rFonts w:ascii="Times New Roman" w:eastAsia="標楷體" w:hAnsi="Times New Roman" w:cs="Angsana New"/>
+              </w:rPr>
+              <w:lastRenderedPageBreak/>
               <w:t>購物車與結帳</w:t>
             </w:r>
           </w:p>
         </w:tc>
         <w:tc>
           <w:tcPr>
-            <w:tcW w:w="4899" w:type="dxa"/>
-          </w:tcPr>
-          <w:p>
-            <w:pPr>
-              <w:widowControl/>
-              <w:rPr>
-                <w:rFonts w:ascii="Times New Roman" w:eastAsia="標楷體" w:hAnsi="Times New Roman" w:cs="Angsana New"/>
-              </w:rPr>
-            </w:pPr>
-            <w:r>
-              <w:rPr>
-                <w:rFonts w:ascii="Times New Roman" w:eastAsia="標楷體" w:hAnsi="Times New Roman" w:cs="Angsana New"/>
-              </w:rPr>
-              <w:t>買家可將多本書籍加入購物車並批次結帳，只買一本時可於書籍頁「直接購買」而不需</w:t>
-            </w:r>
-            <w:r>
-              <w:rPr>
-                <w:rFonts w:ascii="Times New Roman" w:eastAsia="標楷體" w:hAnsi="Times New Roman" w:cs="Angsana New"/>
-              </w:rPr>
-              <w:lastRenderedPageBreak/>
-              <w:t>加入購物車；付款時系統要求交易密碼或生物辨識驗證，並以錢包餘額即時扣款，款項由平台保管，訂單完成後才撥給賣家。</w:t>
+            <w:tcW w:w="5102" w:type="dxa"/>
+          </w:tcPr>
+          <w:p>
+            <w:pPr>
+              <w:widowControl/>
+              <w:rPr>
+                <w:rFonts w:ascii="Times New Roman" w:eastAsia="標楷體" w:hAnsi="Times New Roman" w:cs="Angsana New"/>
+              </w:rPr>
+            </w:pPr>
+            <w:r>
+              <w:rPr>
+                <w:rFonts w:ascii="Times New Roman" w:eastAsia="標楷體" w:hAnsi="Times New Roman" w:cs="Angsana New"/>
+              </w:rPr>
+              <w:t>買家可將多本書籍加入購物車並批次結帳，只買一本時可於書籍頁「直接購買」而不需加入購物車；付款時系統要求交易密碼或生物辨識驗證，並以錢包餘額即時扣款，款項由平台保管，訂單完成後才撥給賣家。</w:t>
             </w:r>
           </w:p>
         </w:tc>
@@ -695,102 +778,196 @@
       <w:tr>
         <w:tc>
           <w:tcPr>
-            <w:tcW w:w="3397" w:type="dxa"/>
-          </w:tcPr>
-          <w:p>
-            <w:pPr>
-              <w:widowControl/>
-              <w:rPr>
-                <w:rFonts w:ascii="Times New Roman" w:eastAsia="標楷體" w:hAnsi="Times New Roman" w:cs="Angsana New"/>
-              </w:rPr>
-            </w:pPr>
+            <w:tcW w:w="5102" w:type="dxa"/>
+          </w:tcPr>
+          <w:p>
+            <w:pPr>
+              <w:widowControl/>
+              <w:rPr>
+                <w:rFonts w:ascii="Times New Roman" w:eastAsia="標楷體" w:hAnsi="Times New Roman" w:cs="Angsana New"/>
+              </w:rPr>
+            </w:pPr>
+            <w:r>
+              <w:rPr>
+                <w:rFonts w:ascii="Times New Roman" w:eastAsia="標楷體" w:hAnsi="Times New Roman" w:cs="Angsana New"/>
+              </w:rPr>
+              <w:t>智慧書櫃</w:t>
+            </w:r>
+            <w:proofErr w:type="gramStart"/>
+            <w:r>
+              <w:rPr>
+                <w:rFonts w:ascii="Times New Roman" w:eastAsia="標楷體" w:hAnsi="Times New Roman" w:cs="Angsana New"/>
+              </w:rPr>
+              <w:t>掃碼存</w:t>
+            </w:r>
+            <w:proofErr w:type="gramEnd"/>
+            <w:r>
+              <w:rPr>
+                <w:rFonts w:ascii="Times New Roman" w:eastAsia="標楷體" w:hAnsi="Times New Roman" w:cs="Angsana New"/>
+              </w:rPr>
+              <w:t>書、取書與取回</w:t>
+            </w:r>
+          </w:p>
+        </w:tc>
+        <w:tc>
+          <w:tcPr>
+            <w:tcW w:w="5102" w:type="dxa"/>
+          </w:tcPr>
+          <w:p>
+            <w:pPr>
+              <w:widowControl/>
+              <w:rPr>
+                <w:rFonts w:ascii="Times New Roman" w:eastAsia="標楷體" w:hAnsi="Times New Roman" w:cs="Angsana New"/>
+              </w:rPr>
+            </w:pPr>
+            <w:r>
+              <w:rPr>
+                <w:rFonts w:ascii="Times New Roman" w:eastAsia="標楷體" w:hAnsi="Times New Roman" w:cs="Angsana New"/>
+              </w:rPr>
+              <w:t>賣家與買家於書櫃營業時間內至智慧書櫃，以</w:t>
+            </w:r>
+            <w:r>
+              <w:rPr>
+                <w:rFonts w:ascii="Times New Roman" w:eastAsia="標楷體" w:hAnsi="Times New Roman" w:cs="Angsana New"/>
+              </w:rPr>
+              <w:t>App</w:t>
+            </w:r>
+            <w:r>
+              <w:rPr>
+                <w:rFonts w:ascii="Times New Roman" w:eastAsia="標楷體" w:hAnsi="Times New Roman" w:cs="Angsana New"/>
+              </w:rPr>
+              <w:t>掃描書櫃螢幕上之</w:t>
+            </w:r>
+            <w:r>
+              <w:rPr>
+                <w:rFonts w:ascii="Times New Roman" w:eastAsia="標楷體" w:hAnsi="Times New Roman" w:cs="Angsana New"/>
+              </w:rPr>
+              <w:t>QR Code</w:t>
+            </w:r>
+            <w:r>
+              <w:rPr>
+                <w:rFonts w:ascii="Times New Roman" w:eastAsia="標楷體" w:hAnsi="Times New Roman" w:cs="Angsana New"/>
+              </w:rPr>
+              <w:t>辦理存書、取書與取回；</w:t>
+            </w:r>
+            <w:r>
+              <w:rPr>
+                <w:rFonts w:ascii="Times New Roman" w:eastAsia="標楷體" w:hAnsi="Times New Roman" w:cs="Angsana New"/>
+              </w:rPr>
+              <w:t>App</w:t>
+            </w:r>
+            <w:r>
+              <w:rPr>
+                <w:rFonts w:ascii="Times New Roman" w:eastAsia="標楷體" w:hAnsi="Times New Roman" w:cs="Angsana New"/>
+              </w:rPr>
+              <w:t>依使用者與該書櫃列出可辦理之項目，使用者確認項目後，須於</w:t>
+            </w:r>
+            <w:r>
+              <w:rPr>
+                <w:rFonts w:ascii="Times New Roman" w:eastAsia="標楷體" w:hAnsi="Times New Roman" w:cs="Angsana New"/>
+              </w:rPr>
+              <w:t>60</w:t>
+            </w:r>
+            <w:r>
+              <w:rPr>
+                <w:rFonts w:ascii="Times New Roman" w:eastAsia="標楷體" w:hAnsi="Times New Roman" w:cs="Angsana New"/>
+              </w:rPr>
+              <w:t>秒內在手機輸入書櫃螢幕顯示之兩位數字，數字相符櫃門始開啟，螢幕並顯示應使用之櫃門。使用者放入或取出書籍、關上櫃門後，於手機按「完成」或「取消」，倒數結束時亦自動完成；系統於櫃門關閉後才登記存書或取書並通知對方，按「取消」者訂單與存書狀態不變。賣家可於訂單成立後</w:t>
+            </w:r>
+            <w:r>
+              <w:rPr>
+                <w:rFonts w:ascii="Times New Roman" w:eastAsia="標楷體" w:hAnsi="Times New Roman" w:cs="Angsana New"/>
+              </w:rPr>
+              <w:t>7</w:t>
+            </w:r>
+            <w:r>
+              <w:rPr>
+                <w:rFonts w:ascii="Times New Roman" w:eastAsia="標楷體" w:hAnsi="Times New Roman" w:cs="Angsana New"/>
+              </w:rPr>
+              <w:t>天內依訂單存書，或於書籍上架後先行存書；買家購買已存放於訂單書櫃之書籍時，訂單直接成立為「已存書」並可立即取書，此時買家不可自行取消訂單。先行存書滿</w:t>
+            </w:r>
+            <w:r>
+              <w:rPr>
+                <w:rFonts w:ascii="Times New Roman" w:eastAsia="標楷體" w:hAnsi="Times New Roman" w:cs="Angsana New"/>
+              </w:rPr>
+              <w:t>7</w:t>
+            </w:r>
+            <w:r>
+              <w:rPr>
+                <w:rFonts w:ascii="Times New Roman" w:eastAsia="標楷體" w:hAnsi="Times New Roman" w:cs="Angsana New"/>
+              </w:rPr>
+              <w:t>天仍無訂單之書籍暫停販售並通知賣家取回，其後每</w:t>
+            </w:r>
+            <w:r>
+              <w:rPr>
+                <w:rFonts w:ascii="Times New Roman" w:eastAsia="標楷體" w:hAnsi="Times New Roman" w:cs="Angsana New"/>
+              </w:rPr>
+              <w:t>3</w:t>
+            </w:r>
+            <w:r>
+              <w:rPr>
+                <w:rFonts w:ascii="Times New Roman" w:eastAsia="標楷體" w:hAnsi="Times New Roman" w:cs="Angsana New"/>
+              </w:rPr>
+              <w:t>天提醒一次，滿</w:t>
+            </w:r>
+            <w:r>
+              <w:rPr>
+                <w:rFonts w:ascii="Times New Roman" w:eastAsia="標楷體" w:hAnsi="Times New Roman" w:cs="Angsana New"/>
+              </w:rPr>
+              <w:t>14</w:t>
+            </w:r>
+            <w:r>
+              <w:rPr>
+                <w:rFonts w:ascii="Times New Roman" w:eastAsia="標楷體" w:hAnsi="Times New Roman" w:cs="Angsana New"/>
+              </w:rPr>
+              <w:t>天仍未取回則通知書櫃管理員；賣</w:t>
+            </w:r>
+            <w:proofErr w:type="gramStart"/>
+            <w:r>
+              <w:rPr>
+                <w:rFonts w:ascii="Times New Roman" w:eastAsia="標楷體" w:hAnsi="Times New Roman" w:cs="Angsana New"/>
+              </w:rPr>
+              <w:t>家掃碼</w:t>
+            </w:r>
+            <w:proofErr w:type="gramEnd"/>
+            <w:r>
+              <w:rPr>
+                <w:rFonts w:ascii="Times New Roman" w:eastAsia="標楷體" w:hAnsi="Times New Roman" w:cs="Angsana New"/>
+              </w:rPr>
+              <w:t>取回後，因逾期暫停販售之書籍隨即恢復上架。買家取書後確認書</w:t>
+            </w:r>
+            <w:proofErr w:type="gramStart"/>
+            <w:r>
+              <w:rPr>
+                <w:rFonts w:ascii="Times New Roman" w:eastAsia="標楷體" w:hAnsi="Times New Roman" w:cs="Angsana New"/>
+              </w:rPr>
+              <w:t>況</w:t>
+            </w:r>
+            <w:proofErr w:type="gramEnd"/>
+            <w:r>
+              <w:rPr>
+                <w:rFonts w:ascii="Times New Roman" w:eastAsia="標楷體" w:hAnsi="Times New Roman" w:cs="Angsana New"/>
+              </w:rPr>
+              <w:t>無誤按「完成訂單」，取書滿</w:t>
+            </w:r>
+            <w:r>
+              <w:rPr>
+                <w:rFonts w:ascii="Times New Roman" w:eastAsia="標楷體" w:hAnsi="Times New Roman" w:cs="Angsana New"/>
+              </w:rPr>
+              <w:t>24</w:t>
+            </w:r>
+            <w:r>
+              <w:rPr>
+                <w:rFonts w:ascii="Times New Roman" w:eastAsia="標楷體" w:hAnsi="Times New Roman" w:cs="Angsana New"/>
+              </w:rPr>
+              <w:t>小時未申請爭議時系統自動完成並撥款；賣家逾期未</w:t>
+            </w:r>
             <w:r>
               <w:rPr>
                 <w:rFonts w:ascii="Times New Roman" w:eastAsia="標楷體" w:hAnsi="Times New Roman" w:cs="Angsana New"/>
               </w:rPr>
               <w:lastRenderedPageBreak/>
-              <w:t>智慧書櫃存書與取書</w:t>
-            </w:r>
-          </w:p>
-        </w:tc>
-        <w:tc>
-          <w:tcPr>
-            <w:tcW w:w="4899" w:type="dxa"/>
-          </w:tcPr>
-          <w:p>
-            <w:pPr>
-              <w:widowControl/>
-              <w:rPr>
-                <w:rFonts w:ascii="Times New Roman" w:eastAsia="標楷體" w:hAnsi="Times New Roman" w:cs="Angsana New"/>
-              </w:rPr>
-            </w:pPr>
-            <w:r>
-              <w:rPr>
-                <w:rFonts w:ascii="Times New Roman" w:eastAsia="標楷體" w:hAnsi="Times New Roman" w:cs="Angsana New"/>
-              </w:rPr>
-              <w:t>賣家於訂單成立後</w:t>
-            </w:r>
-            <w:r>
-              <w:rPr>
-                <w:rFonts w:ascii="Times New Roman" w:eastAsia="標楷體" w:hAnsi="Times New Roman" w:cs="Angsana New"/>
-              </w:rPr>
-              <w:t>7</w:t>
-            </w:r>
-            <w:r>
-              <w:rPr>
-                <w:rFonts w:ascii="Times New Roman" w:eastAsia="標楷體" w:hAnsi="Times New Roman" w:cs="Angsana New"/>
-              </w:rPr>
-              <w:t>天內至指定智慧書櫃據點存放書籍並於</w:t>
-            </w:r>
-            <w:r>
-              <w:rPr>
-                <w:rFonts w:ascii="Times New Roman" w:eastAsia="標楷體" w:hAnsi="Times New Roman" w:cs="Angsana New"/>
-              </w:rPr>
-              <w:t>App</w:t>
-            </w:r>
-            <w:r>
-              <w:rPr>
-                <w:rFonts w:ascii="Times New Roman" w:eastAsia="標楷體" w:hAnsi="Times New Roman" w:cs="Angsana New"/>
-              </w:rPr>
-              <w:t>中確認；買家至書櫃掃描</w:t>
-            </w:r>
-            <w:r>
-              <w:rPr>
-                <w:rFonts w:ascii="Times New Roman" w:eastAsia="標楷體" w:hAnsi="Times New Roman" w:cs="Angsana New"/>
-              </w:rPr>
-              <w:t>QR Code</w:t>
-            </w:r>
-            <w:r>
-              <w:rPr>
-                <w:rFonts w:ascii="Times New Roman" w:eastAsia="標楷體" w:hAnsi="Times New Roman" w:cs="Angsana New"/>
-              </w:rPr>
-              <w:t>或開啟訂單，取出書籍後按「確認取書」，確認書</w:t>
-            </w:r>
-            <w:proofErr w:type="gramStart"/>
-            <w:r>
-              <w:rPr>
-                <w:rFonts w:ascii="Times New Roman" w:eastAsia="標楷體" w:hAnsi="Times New Roman" w:cs="Angsana New"/>
-              </w:rPr>
-              <w:t>況</w:t>
-            </w:r>
-            <w:proofErr w:type="gramEnd"/>
-            <w:r>
-              <w:rPr>
-                <w:rFonts w:ascii="Times New Roman" w:eastAsia="標楷體" w:hAnsi="Times New Roman" w:cs="Angsana New"/>
-              </w:rPr>
-              <w:t>無誤再按「完成訂單」，取書滿</w:t>
-            </w:r>
-            <w:r>
-              <w:rPr>
-                <w:rFonts w:ascii="Times New Roman" w:eastAsia="標楷體" w:hAnsi="Times New Roman" w:cs="Angsana New"/>
-              </w:rPr>
-              <w:t>24</w:t>
-            </w:r>
-            <w:r>
-              <w:rPr>
-                <w:rFonts w:ascii="Times New Roman" w:eastAsia="標楷體" w:hAnsi="Times New Roman" w:cs="Angsana New"/>
-              </w:rPr>
-              <w:t>小時未申訴時系統自動完成並撥款。賣家逾期未存書或買家存書後</w:t>
+              <w:t>存書或買家存書後</w:t>
             </w:r>
             <w:r>
               <w:rPr>
@@ -810,7 +987,134 @@
       <w:tr>
         <w:tc>
           <w:tcPr>
-            <w:tcW w:w="3397" w:type="dxa"/>
+            <w:tcW w:w="5102" w:type="dxa"/>
+          </w:tcPr>
+          <w:p>
+            <w:pPr>
+              <w:widowControl/>
+              <w:rPr>
+                <w:rFonts w:ascii="Times New Roman" w:eastAsia="標楷體" w:hAnsi="Times New Roman" w:cs="Angsana New"/>
+              </w:rPr>
+            </w:pPr>
+            <w:r>
+              <w:rPr>
+                <w:rFonts w:ascii="Times New Roman" w:eastAsia="標楷體" w:hAnsi="Times New Roman" w:cs="Angsana New"/>
+              </w:rPr>
+              <w:lastRenderedPageBreak/>
+              <w:t>書櫃存取驗證與故障備援</w:t>
+            </w:r>
+          </w:p>
+        </w:tc>
+        <w:tc>
+          <w:tcPr>
+            <w:tcW w:w="5102" w:type="dxa"/>
+          </w:tcPr>
+          <w:p>
+            <w:pPr>
+              <w:widowControl/>
+              <w:rPr>
+                <w:rFonts w:ascii="Times New Roman" w:eastAsia="標楷體" w:hAnsi="Times New Roman" w:cs="Angsana New"/>
+              </w:rPr>
+            </w:pPr>
+            <w:r>
+              <w:rPr>
+                <w:rFonts w:ascii="Times New Roman" w:eastAsia="標楷體" w:hAnsi="Times New Roman" w:cs="Angsana New"/>
+              </w:rPr>
+              <w:t>使用書櫃須允許</w:t>
+            </w:r>
+            <w:r>
+              <w:rPr>
+                <w:rFonts w:ascii="Times New Roman" w:eastAsia="標楷體" w:hAnsi="Times New Roman" w:cs="Angsana New"/>
+              </w:rPr>
+              <w:t>App</w:t>
+            </w:r>
+            <w:r>
+              <w:rPr>
+                <w:rFonts w:ascii="Times New Roman" w:eastAsia="標楷體" w:hAnsi="Times New Roman" w:cs="Angsana New"/>
+              </w:rPr>
+              <w:t>存取位置資訊，且須位於書櫃</w:t>
+            </w:r>
+            <w:r>
+              <w:rPr>
+                <w:rFonts w:ascii="Times New Roman" w:eastAsia="標楷體" w:hAnsi="Times New Roman" w:cs="Angsana New"/>
+              </w:rPr>
+              <w:t>200</w:t>
+            </w:r>
+            <w:r>
+              <w:rPr>
+                <w:rFonts w:ascii="Times New Roman" w:eastAsia="標楷體" w:hAnsi="Times New Roman" w:cs="Angsana New"/>
+              </w:rPr>
+              <w:t>公尺內；書櫃</w:t>
+            </w:r>
+            <w:r>
+              <w:rPr>
+                <w:rFonts w:ascii="Times New Roman" w:eastAsia="標楷體" w:hAnsi="Times New Roman" w:cs="Angsana New"/>
+              </w:rPr>
+              <w:t>QR Code</w:t>
+            </w:r>
+            <w:r>
+              <w:rPr>
+                <w:rFonts w:ascii="Times New Roman" w:eastAsia="標楷體" w:hAnsi="Times New Roman" w:cs="Angsana New"/>
+              </w:rPr>
+              <w:t>每</w:t>
+            </w:r>
+            <w:r>
+              <w:rPr>
+                <w:rFonts w:ascii="Times New Roman" w:eastAsia="標楷體" w:hAnsi="Times New Roman" w:cs="Angsana New"/>
+              </w:rPr>
+              <w:t>30</w:t>
+            </w:r>
+            <w:r>
+              <w:rPr>
+                <w:rFonts w:ascii="Times New Roman" w:eastAsia="標楷體" w:hAnsi="Times New Roman" w:cs="Angsana New"/>
+              </w:rPr>
+              <w:t>秒更換一次且僅能使用一次，比對數字僅有一次輸入機會，最近兩次作業皆於</w:t>
+            </w:r>
+            <w:proofErr w:type="gramStart"/>
+            <w:r>
+              <w:rPr>
+                <w:rFonts w:ascii="Times New Roman" w:eastAsia="標楷體" w:hAnsi="Times New Roman" w:cs="Angsana New"/>
+              </w:rPr>
+              <w:t>開門前逾時</w:t>
+            </w:r>
+            <w:proofErr w:type="gramEnd"/>
+            <w:r>
+              <w:rPr>
+                <w:rFonts w:ascii="Times New Roman" w:eastAsia="標楷體" w:hAnsi="Times New Roman" w:cs="Angsana New"/>
+              </w:rPr>
+              <w:t>、輸入錯誤或取消時，須等候</w:t>
+            </w:r>
+            <w:r>
+              <w:rPr>
+                <w:rFonts w:ascii="Times New Roman" w:eastAsia="標楷體" w:hAnsi="Times New Roman" w:cs="Angsana New"/>
+              </w:rPr>
+              <w:t>10</w:t>
+            </w:r>
+            <w:r>
+              <w:rPr>
+                <w:rFonts w:ascii="Times New Roman" w:eastAsia="標楷體" w:hAnsi="Times New Roman" w:cs="Angsana New"/>
+              </w:rPr>
+              <w:t>分鐘才能再使用該書櫃。書櫃未配對裝置，或裝置離線、故障持續</w:t>
+            </w:r>
+            <w:r>
+              <w:rPr>
+                <w:rFonts w:ascii="Times New Roman" w:eastAsia="標楷體" w:hAnsi="Times New Roman" w:cs="Angsana New"/>
+              </w:rPr>
+              <w:t>2</w:t>
+            </w:r>
+            <w:r>
+              <w:rPr>
+                <w:rFonts w:ascii="Times New Roman" w:eastAsia="標楷體" w:hAnsi="Times New Roman" w:cs="Angsana New"/>
+              </w:rPr>
+              <w:t>分鐘以上時，使用者可依客服指示改為手動回報存書、取書或取回，回報經管理員確認後才生效。</w:t>
+            </w:r>
+          </w:p>
+        </w:tc>
+      </w:tr>
+      <w:tr>
+        <w:tc>
+          <w:tcPr>
+            <w:tcW w:w="5102" w:type="dxa"/>
           </w:tcPr>
           <w:p>
             <w:pPr>
@@ -829,7 +1133,7 @@
         </w:tc>
         <w:tc>
           <w:tcPr>
-            <w:tcW w:w="4899" w:type="dxa"/>
+            <w:tcW w:w="5102" w:type="dxa"/>
           </w:tcPr>
           <w:p>
             <w:pPr>
@@ -856,48 +1160,168 @@
               <w:rPr>
                 <w:rFonts w:ascii="Times New Roman" w:eastAsia="標楷體" w:hAnsi="Times New Roman" w:cs="Angsana New"/>
               </w:rPr>
-              <w:t>前可取消訂單，系統自動退款並釋放書籍，</w:t>
+              <w:t>前可取消訂單，系統自動退款並釋放書籍，已放在書櫃之書籍保留存書登記；存書後（含下單時書籍已在書櫃之訂單）如有問題須改為申請爭議。訂單正於書櫃辦理中（數字比對至櫃門關閉前）時，雙方暫時不可取消訂單或申請爭議。購買紀錄另提供「已預約」分頁查看預約保留中之書籍。</w:t>
+            </w:r>
+          </w:p>
+        </w:tc>
+      </w:tr>
+      <w:tr>
+        <w:tc>
+          <w:tcPr>
+            <w:tcW w:w="5102" w:type="dxa"/>
+          </w:tcPr>
+          <w:p>
+            <w:pPr>
+              <w:widowControl/>
+              <w:rPr>
+                <w:rFonts w:ascii="Times New Roman" w:eastAsia="標楷體" w:hAnsi="Times New Roman" w:cs="Angsana New"/>
+              </w:rPr>
+            </w:pPr>
+            <w:r>
+              <w:rPr>
+                <w:rFonts w:ascii="Times New Roman" w:eastAsia="標楷體" w:hAnsi="Times New Roman" w:cs="Angsana New"/>
+              </w:rPr>
+              <w:t>訂單爭議與仲裁</w:t>
+            </w:r>
+          </w:p>
+        </w:tc>
+        <w:tc>
+          <w:tcPr>
+            <w:tcW w:w="5102" w:type="dxa"/>
+          </w:tcPr>
+          <w:p>
+            <w:pPr>
+              <w:widowControl/>
+              <w:rPr>
+                <w:rFonts w:ascii="Times New Roman" w:eastAsia="標楷體" w:hAnsi="Times New Roman" w:cs="Angsana New"/>
+              </w:rPr>
+            </w:pPr>
+            <w:r>
+              <w:rPr>
+                <w:rFonts w:ascii="Times New Roman" w:eastAsia="標楷體" w:hAnsi="Times New Roman" w:cs="Angsana New"/>
+              </w:rPr>
+              <w:t>買賣雙方於交易發生爭議時，可於訂單完成前（已取書者限取書後</w:t>
+            </w:r>
+            <w:r>
+              <w:rPr>
+                <w:rFonts w:ascii="Times New Roman" w:eastAsia="標楷體" w:hAnsi="Times New Roman" w:cs="Angsana New"/>
+              </w:rPr>
+              <w:t>24</w:t>
+            </w:r>
+            <w:r>
+              <w:rPr>
+                <w:rFonts w:ascii="Times New Roman" w:eastAsia="標楷體" w:hAnsi="Times New Roman" w:cs="Angsana New"/>
+              </w:rPr>
+              <w:t>小時內）於訂單詳情點擊「申請爭議」，填寫爭議說明並上傳佐證照片，系統暫停該筆訂單之自動完成與撥款，交由管理員人工仲裁後完成退款或依進度復原。</w:t>
+            </w:r>
+          </w:p>
+        </w:tc>
+      </w:tr>
+      <w:tr>
+        <w:tc>
+          <w:tcPr>
+            <w:tcW w:w="5102" w:type="dxa"/>
+          </w:tcPr>
+          <w:p>
+            <w:pPr>
+              <w:widowControl/>
+              <w:rPr>
+                <w:rFonts w:ascii="Times New Roman" w:eastAsia="標楷體" w:hAnsi="Times New Roman" w:cs="Angsana New"/>
+              </w:rPr>
+            </w:pPr>
+            <w:r>
+              <w:rPr>
+                <w:rFonts w:ascii="Times New Roman" w:eastAsia="標楷體" w:hAnsi="Times New Roman" w:cs="Angsana New"/>
+              </w:rPr>
+              <w:t>代幣錢包與交易紀錄</w:t>
+            </w:r>
+          </w:p>
+        </w:tc>
+        <w:tc>
+          <w:tcPr>
+            <w:tcW w:w="5102" w:type="dxa"/>
+          </w:tcPr>
+          <w:p>
+            <w:pPr>
+              <w:widowControl/>
+              <w:rPr>
+                <w:rFonts w:ascii="Times New Roman" w:eastAsia="標楷體" w:hAnsi="Times New Roman" w:cs="Angsana New"/>
+              </w:rPr>
+            </w:pPr>
+            <w:r>
+              <w:rPr>
+                <w:rFonts w:ascii="Times New Roman" w:eastAsia="標楷體" w:hAnsi="Times New Roman" w:cs="Angsana New"/>
+              </w:rPr>
+              <w:t>系統</w:t>
+            </w:r>
+            <w:proofErr w:type="gramStart"/>
+            <w:r>
+              <w:rPr>
+                <w:rFonts w:ascii="Times New Roman" w:eastAsia="標楷體" w:hAnsi="Times New Roman" w:cs="Angsana New"/>
+              </w:rPr>
+              <w:t>採</w:t>
+            </w:r>
+            <w:proofErr w:type="gramEnd"/>
+            <w:r>
+              <w:rPr>
+                <w:rFonts w:ascii="Times New Roman" w:eastAsia="標楷體" w:hAnsi="Times New Roman" w:cs="Angsana New"/>
+              </w:rPr>
+              <w:t>代幣（錢包餘額）作為交易媒介；使用者可查詢錢包餘額、累計收支、詳細交易紀錄，</w:t>
+            </w:r>
+            <w:r>
+              <w:rPr>
+                <w:rFonts w:ascii="Times New Roman" w:eastAsia="標楷體" w:hAnsi="Times New Roman" w:cs="Angsana New"/>
+                <w:color w:val="FF0000"/>
+              </w:rPr>
+              <w:t>以及</w:t>
             </w:r>
             <w:r>
               <w:rPr>
                 <w:rFonts w:ascii="Times New Roman" w:eastAsia="標楷體" w:hAnsi="Times New Roman" w:cs="Angsana New" w:hint="eastAsia"/>
                 <w:color w:val="FF0000"/>
               </w:rPr>
-              <w:t>買家</w:t>
+              <w:t>已成立訂單</w:t>
+            </w:r>
+            <w:r>
+              <w:rPr>
+                <w:rFonts w:ascii="Times New Roman" w:eastAsia="標楷體" w:hAnsi="Times New Roman" w:cs="Angsana New"/>
+                <w:color w:val="FF0000"/>
+              </w:rPr>
+              <w:t>但尚未</w:t>
             </w:r>
             <w:r>
               <w:rPr>
                 <w:rFonts w:ascii="Times New Roman" w:eastAsia="標楷體" w:hAnsi="Times New Roman" w:cs="Angsana New" w:hint="eastAsia"/>
                 <w:color w:val="FF0000"/>
               </w:rPr>
-              <w:t>取書後如書籍有問題可</w:t>
+              <w:t>完成訂單</w:t>
             </w:r>
             <w:r>
               <w:rPr>
                 <w:rFonts w:ascii="Times New Roman" w:eastAsia="標楷體" w:hAnsi="Times New Roman" w:cs="Angsana New"/>
                 <w:color w:val="FF0000"/>
               </w:rPr>
-              <w:t>提</w:t>
+              <w:t>之「</w:t>
             </w:r>
             <w:r>
               <w:rPr>
                 <w:rFonts w:ascii="Times New Roman" w:eastAsia="標楷體" w:hAnsi="Times New Roman" w:cs="Angsana New" w:hint="eastAsia"/>
                 <w:color w:val="FF0000"/>
               </w:rPr>
-              <w:t>出</w:t>
+              <w:t>待定收益</w:t>
             </w:r>
             <w:r>
               <w:rPr>
                 <w:rFonts w:ascii="Times New Roman" w:eastAsia="標楷體" w:hAnsi="Times New Roman" w:cs="Angsana New"/>
                 <w:color w:val="FF0000"/>
               </w:rPr>
-              <w:t>申訴</w:t>
-            </w:r>
-            <w:r>
-              <w:rPr>
-                <w:rFonts w:ascii="Times New Roman" w:eastAsia="標楷體" w:hAnsi="Times New Roman" w:cs="Angsana New"/>
-              </w:rPr>
-              <w:t>。購買紀錄另提供「已預訂」分頁查看預約保留中之書籍。</w:t>
+              <w:t>」</w:t>
+            </w:r>
+            <w:r>
+              <w:rPr>
+                <w:rFonts w:ascii="Times New Roman" w:eastAsia="標楷體" w:hAnsi="Times New Roman" w:cs="Angsana New"/>
+              </w:rPr>
+              <w:t>。</w:t>
             </w:r>
           </w:p>
         </w:tc>
@@ -905,51 +1329,86 @@
       <w:tr>
         <w:tc>
           <w:tcPr>
-            <w:tcW w:w="3397" w:type="dxa"/>
-          </w:tcPr>
-          <w:p>
-            <w:pPr>
-              <w:widowControl/>
-              <w:rPr>
-                <w:rFonts w:ascii="Times New Roman" w:eastAsia="標楷體" w:hAnsi="Times New Roman" w:cs="Angsana New"/>
-              </w:rPr>
-            </w:pPr>
-            <w:r>
-              <w:rPr>
-                <w:rFonts w:ascii="Times New Roman" w:eastAsia="標楷體" w:hAnsi="Times New Roman" w:cs="Angsana New"/>
-              </w:rPr>
-              <w:t>訂單申訴與仲裁</w:t>
-            </w:r>
-          </w:p>
-        </w:tc>
-        <w:tc>
-          <w:tcPr>
-            <w:tcW w:w="4899" w:type="dxa"/>
-          </w:tcPr>
-          <w:p>
-            <w:pPr>
-              <w:widowControl/>
-              <w:rPr>
-                <w:rFonts w:ascii="Times New Roman" w:eastAsia="標楷體" w:hAnsi="Times New Roman" w:cs="Angsana New"/>
-              </w:rPr>
-            </w:pPr>
-            <w:r>
-              <w:rPr>
-                <w:rFonts w:ascii="Times New Roman" w:eastAsia="標楷體" w:hAnsi="Times New Roman" w:cs="Angsana New"/>
-              </w:rPr>
-              <w:t>買賣雙方於交易發生爭議時，可於訂單完成前（已取書者限取書後</w:t>
-            </w:r>
-            <w:r>
-              <w:rPr>
-                <w:rFonts w:ascii="Times New Roman" w:eastAsia="標楷體" w:hAnsi="Times New Roman" w:cs="Angsana New"/>
-              </w:rPr>
-              <w:t>24</w:t>
-            </w:r>
-            <w:r>
-              <w:rPr>
-                <w:rFonts w:ascii="Times New Roman" w:eastAsia="標楷體" w:hAnsi="Times New Roman" w:cs="Angsana New"/>
-              </w:rPr>
-              <w:t>小時內）提出申訴並上傳證據，系統暫停該筆訂單之自動完成與撥款，交由管理員人工仲裁後完成退款或依進度復原。</w:t>
+            <w:tcW w:w="5102" w:type="dxa"/>
+          </w:tcPr>
+          <w:p>
+            <w:pPr>
+              <w:widowControl/>
+              <w:rPr>
+                <w:rFonts w:ascii="Times New Roman" w:eastAsia="標楷體" w:hAnsi="Times New Roman" w:cs="Angsana New"/>
+              </w:rPr>
+            </w:pPr>
+            <w:r>
+              <w:rPr>
+                <w:rFonts w:ascii="Times New Roman" w:eastAsia="標楷體" w:hAnsi="Times New Roman" w:cs="Angsana New"/>
+              </w:rPr>
+              <w:t>即時通訊與站內轉帳</w:t>
+            </w:r>
+          </w:p>
+        </w:tc>
+        <w:tc>
+          <w:tcPr>
+            <w:tcW w:w="5102" w:type="dxa"/>
+          </w:tcPr>
+          <w:p>
+            <w:pPr>
+              <w:widowControl/>
+              <w:rPr>
+                <w:rFonts w:ascii="Times New Roman" w:eastAsia="標楷體" w:hAnsi="Times New Roman" w:cs="Angsana New"/>
+              </w:rPr>
+            </w:pPr>
+            <w:r>
+              <w:rPr>
+                <w:rFonts w:ascii="Times New Roman" w:eastAsia="標楷體" w:hAnsi="Times New Roman" w:cs="Angsana New"/>
+              </w:rPr>
+              <w:t>買賣雙方可於聊天室進行文字、圖片、語音溝通與</w:t>
+            </w:r>
+            <w:r>
+              <w:rPr>
+                <w:rFonts w:ascii="Times New Roman" w:eastAsia="標楷體" w:hAnsi="Times New Roman" w:cs="Angsana New"/>
+              </w:rPr>
+              <w:t>@</w:t>
+            </w:r>
+            <w:r>
+              <w:rPr>
+                <w:rFonts w:ascii="Times New Roman" w:eastAsia="標楷體" w:hAnsi="Times New Roman" w:cs="Angsana New"/>
+              </w:rPr>
+              <w:t>提及，並支援建立多人群組聊天；新訊息、已讀與輸入中狀態即時推送。聊天室內可發起</w:t>
+            </w:r>
+            <w:r>
+              <w:rPr>
+                <w:rFonts w:ascii="Times New Roman" w:eastAsia="標楷體" w:hAnsi="Times New Roman" w:cs="Angsana New"/>
+              </w:rPr>
+              <w:lastRenderedPageBreak/>
+              <w:t>「預約書籍」請求保留書籍，亦可直接進行站內轉帳或請款；</w:t>
+            </w:r>
+            <w:proofErr w:type="gramStart"/>
+            <w:r>
+              <w:rPr>
+                <w:rFonts w:ascii="Times New Roman" w:eastAsia="標楷體" w:hAnsi="Times New Roman" w:cs="Angsana New"/>
+              </w:rPr>
+              <w:t>訊息含站外</w:t>
+            </w:r>
+            <w:proofErr w:type="gramEnd"/>
+            <w:r>
+              <w:rPr>
+                <w:rFonts w:ascii="Times New Roman" w:eastAsia="標楷體" w:hAnsi="Times New Roman" w:cs="Angsana New"/>
+              </w:rPr>
+              <w:t>聯絡方式、私下付款或常見詐騙話術時，</w:t>
+            </w:r>
+            <w:proofErr w:type="gramStart"/>
+            <w:r>
+              <w:rPr>
+                <w:rFonts w:ascii="Times New Roman" w:eastAsia="標楷體" w:hAnsi="Times New Roman" w:cs="Angsana New"/>
+              </w:rPr>
+              <w:t>收訊方會</w:t>
+            </w:r>
+            <w:proofErr w:type="gramEnd"/>
+            <w:r>
+              <w:rPr>
+                <w:rFonts w:ascii="Times New Roman" w:eastAsia="標楷體" w:hAnsi="Times New Roman" w:cs="Angsana New"/>
+              </w:rPr>
+              <w:t>看到防詐提醒，傳送者傳送聯絡方式或付款資訊前須先確認。</w:t>
             </w:r>
           </w:p>
         </w:tc>
@@ -957,88 +1416,331 @@
       <w:tr>
         <w:tc>
           <w:tcPr>
-            <w:tcW w:w="3397" w:type="dxa"/>
-          </w:tcPr>
-          <w:p>
-            <w:pPr>
-              <w:widowControl/>
-              <w:rPr>
-                <w:rFonts w:ascii="Times New Roman" w:eastAsia="標楷體" w:hAnsi="Times New Roman" w:cs="Angsana New"/>
-              </w:rPr>
-            </w:pPr>
-            <w:r>
-              <w:rPr>
-                <w:rFonts w:ascii="Times New Roman" w:eastAsia="標楷體" w:hAnsi="Times New Roman" w:cs="Angsana New"/>
-              </w:rPr>
-              <w:t>代幣錢包與交易紀錄</w:t>
-            </w:r>
-          </w:p>
-        </w:tc>
-        <w:tc>
-          <w:tcPr>
-            <w:tcW w:w="4899" w:type="dxa"/>
-          </w:tcPr>
-          <w:p>
-            <w:pPr>
-              <w:widowControl/>
-              <w:rPr>
-                <w:rFonts w:ascii="Times New Roman" w:eastAsia="標楷體" w:hAnsi="Times New Roman" w:cs="Angsana New"/>
-              </w:rPr>
-            </w:pPr>
-            <w:r>
-              <w:rPr>
-                <w:rFonts w:ascii="Times New Roman" w:eastAsia="標楷體" w:hAnsi="Times New Roman" w:cs="Angsana New"/>
-              </w:rPr>
-              <w:t>系統</w:t>
-            </w:r>
-            <w:proofErr w:type="gramStart"/>
-            <w:r>
-              <w:rPr>
-                <w:rFonts w:ascii="Times New Roman" w:eastAsia="標楷體" w:hAnsi="Times New Roman" w:cs="Angsana New"/>
-              </w:rPr>
-              <w:t>採</w:t>
-            </w:r>
-            <w:proofErr w:type="gramEnd"/>
-            <w:r>
-              <w:rPr>
-                <w:rFonts w:ascii="Times New Roman" w:eastAsia="標楷體" w:hAnsi="Times New Roman" w:cs="Angsana New"/>
-              </w:rPr>
-              <w:t>代幣（錢包餘額）作為交易媒介；使用者可查詢錢包餘額、累計收支、詳細交易紀錄，以及</w:t>
+            <w:tcW w:w="5102" w:type="dxa"/>
+          </w:tcPr>
+          <w:p>
+            <w:pPr>
+              <w:widowControl/>
+              <w:rPr>
+                <w:rFonts w:ascii="Times New Roman" w:eastAsia="標楷體" w:hAnsi="Times New Roman" w:cs="Angsana New"/>
+              </w:rPr>
+            </w:pPr>
+            <w:r>
+              <w:rPr>
+                <w:rFonts w:ascii="Times New Roman" w:eastAsia="標楷體" w:hAnsi="Times New Roman" w:cs="Angsana New"/>
+              </w:rPr>
+              <w:lastRenderedPageBreak/>
+              <w:t>封鎖與檢舉</w:t>
+            </w:r>
+          </w:p>
+        </w:tc>
+        <w:tc>
+          <w:tcPr>
+            <w:tcW w:w="5102" w:type="dxa"/>
+          </w:tcPr>
+          <w:p>
+            <w:pPr>
+              <w:widowControl/>
+              <w:rPr>
+                <w:rFonts w:ascii="Times New Roman" w:eastAsia="標楷體" w:hAnsi="Times New Roman" w:cs="Angsana New"/>
+              </w:rPr>
+            </w:pPr>
+            <w:r>
+              <w:rPr>
+                <w:rFonts w:ascii="Times New Roman" w:eastAsia="標楷體" w:hAnsi="Times New Roman" w:cs="Angsana New"/>
+              </w:rPr>
+              <w:t>使用者可封鎖騷擾之聊天對象，</w:t>
+            </w:r>
+            <w:r>
+              <w:rPr>
+                <w:rFonts w:ascii="Times New Roman" w:eastAsia="標楷體" w:hAnsi="Times New Roman" w:cs="Angsana New"/>
+                <w:color w:val="FF0000"/>
+              </w:rPr>
+              <w:t>或檢舉不當書籍與訊息內容</w:t>
+            </w:r>
+            <w:r>
+              <w:rPr>
+                <w:rFonts w:ascii="Times New Roman" w:eastAsia="標楷體" w:hAnsi="Times New Roman" w:cs="Angsana New"/>
+              </w:rPr>
+              <w:t>。</w:t>
+            </w:r>
+          </w:p>
+        </w:tc>
+      </w:tr>
+      <w:tr>
+        <w:tc>
+          <w:tcPr>
+            <w:tcW w:w="5102" w:type="dxa"/>
+          </w:tcPr>
+          <w:p>
+            <w:pPr>
+              <w:widowControl/>
+              <w:rPr>
+                <w:rFonts w:ascii="Times New Roman" w:eastAsia="標楷體" w:hAnsi="Times New Roman" w:cs="Angsana New"/>
+              </w:rPr>
+            </w:pPr>
+            <w:r>
+              <w:rPr>
+                <w:rFonts w:ascii="Times New Roman" w:eastAsia="標楷體" w:hAnsi="Times New Roman" w:cs="Angsana New"/>
+              </w:rPr>
+              <w:t>推播通知</w:t>
+            </w:r>
+          </w:p>
+        </w:tc>
+        <w:tc>
+          <w:tcPr>
+            <w:tcW w:w="5102" w:type="dxa"/>
+          </w:tcPr>
+          <w:p>
+            <w:pPr>
+              <w:widowControl/>
+              <w:rPr>
+                <w:rFonts w:ascii="Times New Roman" w:eastAsia="標楷體" w:hAnsi="Times New Roman" w:cs="Angsana New"/>
+              </w:rPr>
+            </w:pPr>
+            <w:r>
+              <w:rPr>
+                <w:rFonts w:ascii="Times New Roman" w:eastAsia="標楷體" w:hAnsi="Times New Roman" w:cs="Angsana New"/>
+              </w:rPr>
+              <w:t>系統於訂單狀態變更、聊天新訊息、收藏書籍降價、預約保留結束、系統公告等情境推播通知使用者；聊天訊息僅以推播提醒，通知中心依交易、帳號、客服、優惠分類管理已讀狀態，並可設定通知偏好。</w:t>
+            </w:r>
+          </w:p>
+        </w:tc>
+      </w:tr>
+      <w:tr>
+        <w:tc>
+          <w:tcPr>
+            <w:tcW w:w="5102" w:type="dxa"/>
+          </w:tcPr>
+          <w:p>
+            <w:pPr>
+              <w:widowControl/>
+              <w:rPr>
+                <w:rFonts w:ascii="Times New Roman" w:eastAsia="標楷體" w:hAnsi="Times New Roman" w:cs="Angsana New"/>
+              </w:rPr>
+            </w:pPr>
+            <w:r>
+              <w:rPr>
+                <w:rFonts w:ascii="Times New Roman" w:eastAsia="標楷體" w:hAnsi="Times New Roman" w:cs="Angsana New"/>
+              </w:rPr>
+              <w:t>會員等級與成就</w:t>
+            </w:r>
+          </w:p>
+        </w:tc>
+        <w:tc>
+          <w:tcPr>
+            <w:tcW w:w="5102" w:type="dxa"/>
+          </w:tcPr>
+          <w:p>
+            <w:pPr>
+              <w:widowControl/>
+              <w:rPr>
+                <w:rFonts w:ascii="Times New Roman" w:eastAsia="標楷體" w:hAnsi="Times New Roman" w:cs="Angsana New"/>
+              </w:rPr>
+            </w:pPr>
+            <w:r>
+              <w:rPr>
+                <w:rFonts w:ascii="Times New Roman" w:eastAsia="標楷體" w:hAnsi="Times New Roman" w:cs="Angsana New"/>
+              </w:rPr>
+              <w:t>系統依使用者累計交易量與活躍度計算會員積分，並劃分對應等級與權益；使用者可查詢目前等級、下一等級所需積分與已達成之成就。</w:t>
+            </w:r>
+          </w:p>
+        </w:tc>
+      </w:tr>
+      <w:tr>
+        <w:tc>
+          <w:tcPr>
+            <w:tcW w:w="5102" w:type="dxa"/>
+          </w:tcPr>
+          <w:p>
+            <w:pPr>
+              <w:widowControl/>
+              <w:rPr>
+                <w:rFonts w:ascii="Times New Roman" w:eastAsia="標楷體" w:hAnsi="Times New Roman" w:cs="Angsana New"/>
+              </w:rPr>
+            </w:pPr>
+            <w:r>
+              <w:rPr>
+                <w:rFonts w:ascii="Times New Roman" w:eastAsia="標楷體" w:hAnsi="Times New Roman" w:cs="Angsana New"/>
+              </w:rPr>
+              <w:t>個人化</w:t>
+            </w:r>
+            <w:r>
+              <w:rPr>
+                <w:rFonts w:ascii="Times New Roman" w:eastAsia="標楷體" w:hAnsi="Times New Roman" w:cs="Angsana New"/>
+              </w:rPr>
+              <w:t>QR Code</w:t>
+            </w:r>
+            <w:r>
+              <w:rPr>
+                <w:rFonts w:ascii="Times New Roman" w:eastAsia="標楷體" w:hAnsi="Times New Roman" w:cs="Angsana New"/>
+              </w:rPr>
+              <w:t>與名片分享</w:t>
+            </w:r>
+          </w:p>
+        </w:tc>
+        <w:tc>
+          <w:tcPr>
+            <w:tcW w:w="5102" w:type="dxa"/>
+          </w:tcPr>
+          <w:p>
+            <w:pPr>
+              <w:widowControl/>
+              <w:rPr>
+                <w:rFonts w:ascii="Times New Roman" w:eastAsia="標楷體" w:hAnsi="Times New Roman" w:cs="Angsana New"/>
+              </w:rPr>
+            </w:pPr>
+            <w:r>
+              <w:rPr>
+                <w:rFonts w:ascii="Times New Roman" w:eastAsia="標楷體" w:hAnsi="Times New Roman" w:cs="Angsana New"/>
+              </w:rPr>
+              <w:t>使用者可產生專屬個人主頁</w:t>
+            </w:r>
+            <w:r>
+              <w:rPr>
+                <w:rFonts w:ascii="Times New Roman" w:eastAsia="標楷體" w:hAnsi="Times New Roman" w:cs="Angsana New"/>
+              </w:rPr>
+              <w:t>QR Code</w:t>
+            </w:r>
+            <w:r>
+              <w:rPr>
+                <w:rFonts w:ascii="Times New Roman" w:eastAsia="標楷體" w:hAnsi="Times New Roman" w:cs="Angsana New"/>
+              </w:rPr>
+              <w:t>供他人掃描查看，並可重新產生分享代碼。</w:t>
+            </w:r>
+          </w:p>
+        </w:tc>
+      </w:tr>
+      <w:tr>
+        <w:tc>
+          <w:tcPr>
+            <w:tcW w:w="5102" w:type="dxa"/>
+          </w:tcPr>
+          <w:p>
+            <w:pPr>
+              <w:widowControl/>
+              <w:rPr>
+                <w:rFonts w:ascii="Times New Roman" w:eastAsia="標楷體" w:hAnsi="Times New Roman" w:cs="Angsana New"/>
+              </w:rPr>
+            </w:pPr>
+            <w:r>
+              <w:rPr>
+                <w:rFonts w:ascii="Times New Roman" w:eastAsia="標楷體" w:hAnsi="Times New Roman" w:cs="Angsana New"/>
+              </w:rPr>
+              <w:t>AI</w:t>
+            </w:r>
+            <w:r>
+              <w:rPr>
+                <w:rFonts w:ascii="Times New Roman" w:eastAsia="標楷體" w:hAnsi="Times New Roman" w:cs="Angsana New"/>
+              </w:rPr>
+              <w:t>客服與</w:t>
             </w:r>
             <w:r>
               <w:rPr>
                 <w:rFonts w:ascii="Times New Roman" w:eastAsia="標楷體" w:hAnsi="Times New Roman" w:cs="Angsana New" w:hint="eastAsia"/>
                 <w:color w:val="FF0000"/>
               </w:rPr>
-              <w:t>已成立訂單但尚未</w:t>
-            </w:r>
-            <w:r>
-              <w:rPr>
-                <w:rFonts w:ascii="Times New Roman" w:eastAsia="標楷體" w:hAnsi="Times New Roman" w:cs="Angsana New"/>
-                <w:color w:val="FF0000"/>
-              </w:rPr>
-              <w:t>完成交易</w:t>
-            </w:r>
-            <w:r>
-              <w:rPr>
-                <w:rFonts w:ascii="Times New Roman" w:eastAsia="標楷體" w:hAnsi="Times New Roman" w:cs="Angsana New"/>
-                <w:color w:val="FF0000"/>
-              </w:rPr>
-              <w:t>之「待</w:t>
+              <w:t>AI</w:t>
             </w:r>
             <w:r>
               <w:rPr>
                 <w:rFonts w:ascii="Times New Roman" w:eastAsia="標楷體" w:hAnsi="Times New Roman" w:cs="Angsana New" w:hint="eastAsia"/>
                 <w:color w:val="FF0000"/>
               </w:rPr>
-              <w:t>定收益</w:t>
+              <w:t>書籍顧問</w:t>
+            </w:r>
+          </w:p>
+        </w:tc>
+        <w:tc>
+          <w:tcPr>
+            <w:tcW w:w="5102" w:type="dxa"/>
+          </w:tcPr>
+          <w:p>
+            <w:pPr>
+              <w:widowControl/>
+              <w:rPr>
+                <w:rFonts w:ascii="Times New Roman" w:eastAsia="標楷體" w:hAnsi="Times New Roman" w:cs="Angsana New"/>
+              </w:rPr>
+            </w:pPr>
+            <w:r>
+              <w:rPr>
+                <w:rFonts w:ascii="Times New Roman" w:eastAsia="標楷體" w:hAnsi="Times New Roman" w:cs="Angsana New"/>
+              </w:rPr>
+              <w:t>使用者可與</w:t>
+            </w:r>
+            <w:r>
+              <w:rPr>
+                <w:rFonts w:ascii="Times New Roman" w:eastAsia="標楷體" w:hAnsi="Times New Roman" w:cs="Angsana New"/>
+              </w:rPr>
+              <w:t>AI</w:t>
+            </w:r>
+            <w:r>
+              <w:rPr>
+                <w:rFonts w:ascii="Times New Roman" w:eastAsia="標楷體" w:hAnsi="Times New Roman" w:cs="Angsana New"/>
+              </w:rPr>
+              <w:t>客服對話取得平台使用說明，系統以關鍵字與語意混合檢索平台說明、常見問題與服務條款中最相關之段落作為回答依據，複雜問題可</w:t>
+            </w:r>
+            <w:proofErr w:type="gramStart"/>
+            <w:r>
+              <w:rPr>
+                <w:rFonts w:ascii="Times New Roman" w:eastAsia="標楷體" w:hAnsi="Times New Roman" w:cs="Angsana New"/>
+              </w:rPr>
+              <w:t>一</w:t>
+            </w:r>
+            <w:proofErr w:type="gramEnd"/>
+            <w:r>
+              <w:rPr>
+                <w:rFonts w:ascii="Times New Roman" w:eastAsia="標楷體" w:hAnsi="Times New Roman" w:cs="Angsana New"/>
+              </w:rPr>
+              <w:t>鍵升級為真人</w:t>
+            </w:r>
+            <w:proofErr w:type="gramStart"/>
+            <w:r>
+              <w:rPr>
+                <w:rFonts w:ascii="Times New Roman" w:eastAsia="標楷體" w:hAnsi="Times New Roman" w:cs="Angsana New"/>
+              </w:rPr>
+              <w:t>客服工單</w:t>
+            </w:r>
+            <w:proofErr w:type="gramEnd"/>
+            <w:r>
+              <w:rPr>
+                <w:rFonts w:ascii="Times New Roman" w:eastAsia="標楷體" w:hAnsi="Times New Roman" w:cs="Angsana New"/>
+              </w:rPr>
+              <w:t>；亦可使用</w:t>
             </w:r>
             <w:r>
               <w:rPr>
                 <w:rFonts w:ascii="Times New Roman" w:eastAsia="標楷體" w:hAnsi="Times New Roman" w:cs="Angsana New"/>
                 <w:color w:val="FF0000"/>
               </w:rPr>
-              <w:t>」。</w:t>
+              <w:t>AI</w:t>
+            </w:r>
+            <w:r>
+              <w:rPr>
+                <w:rFonts w:ascii="Times New Roman" w:eastAsia="標楷體" w:hAnsi="Times New Roman" w:cs="Angsana New" w:hint="eastAsia"/>
+                <w:color w:val="FF0000"/>
+              </w:rPr>
+              <w:t>書籍顧問</w:t>
+            </w:r>
+            <w:r>
+              <w:rPr>
+                <w:rFonts w:ascii="Times New Roman" w:eastAsia="標楷體" w:hAnsi="Times New Roman" w:cs="Angsana New"/>
+              </w:rPr>
+              <w:t>依需求（分類、價格、書</w:t>
+            </w:r>
+            <w:proofErr w:type="gramStart"/>
+            <w:r>
+              <w:rPr>
+                <w:rFonts w:ascii="Times New Roman" w:eastAsia="標楷體" w:hAnsi="Times New Roman" w:cs="Angsana New"/>
+              </w:rPr>
+              <w:t>況</w:t>
+            </w:r>
+            <w:proofErr w:type="gramEnd"/>
+            <w:r>
+              <w:rPr>
+                <w:rFonts w:ascii="Times New Roman" w:eastAsia="標楷體" w:hAnsi="Times New Roman" w:cs="Angsana New"/>
+              </w:rPr>
+              <w:t>等）取得書籍推薦。</w:t>
             </w:r>
           </w:p>
         </w:tc>
@@ -1046,79 +1748,73 @@
       <w:tr>
         <w:tc>
           <w:tcPr>
-            <w:tcW w:w="3397" w:type="dxa"/>
-          </w:tcPr>
-          <w:p>
-            <w:pPr>
-              <w:widowControl/>
-              <w:rPr>
-                <w:rFonts w:ascii="Times New Roman" w:eastAsia="標楷體" w:hAnsi="Times New Roman" w:cs="Angsana New"/>
-              </w:rPr>
-            </w:pPr>
-            <w:r>
-              <w:rPr>
-                <w:rFonts w:ascii="Times New Roman" w:eastAsia="標楷體" w:hAnsi="Times New Roman" w:cs="Angsana New"/>
-              </w:rPr>
-              <w:t>即時通訊與站內轉帳</w:t>
-            </w:r>
-          </w:p>
-        </w:tc>
-        <w:tc>
-          <w:tcPr>
-            <w:tcW w:w="4899" w:type="dxa"/>
-          </w:tcPr>
-          <w:p>
-            <w:pPr>
-              <w:widowControl/>
-              <w:rPr>
-                <w:rFonts w:ascii="Times New Roman" w:eastAsia="標楷體" w:hAnsi="Times New Roman" w:cs="Angsana New"/>
-              </w:rPr>
-            </w:pPr>
-            <w:r>
-              <w:rPr>
-                <w:rFonts w:ascii="Times New Roman" w:eastAsia="標楷體" w:hAnsi="Times New Roman" w:cs="Angsana New"/>
-              </w:rPr>
-              <w:t>買賣雙方可於聊天室進行文字、圖片、語音溝通與</w:t>
-            </w:r>
-            <w:r>
-              <w:rPr>
-                <w:rFonts w:ascii="Times New Roman" w:eastAsia="標楷體" w:hAnsi="Times New Roman" w:cs="Angsana New"/>
-              </w:rPr>
-              <w:t>@</w:t>
-            </w:r>
-            <w:r>
-              <w:rPr>
-                <w:rFonts w:ascii="Times New Roman" w:eastAsia="標楷體" w:hAnsi="Times New Roman" w:cs="Angsana New"/>
-              </w:rPr>
-              <w:t>提及，並支援建立多人群組聊天；新訊息、已讀與輸入中狀態即時推送。聊天室內可發起「保留書籍」預約請求，亦可直接進行站內轉帳或請款；</w:t>
-            </w:r>
+            <w:tcW w:w="5102" w:type="dxa"/>
+          </w:tcPr>
+          <w:p>
+            <w:pPr>
+              <w:widowControl/>
+              <w:rPr>
+                <w:rFonts w:ascii="Times New Roman" w:eastAsia="標楷體" w:hAnsi="Times New Roman" w:cs="Angsana New"/>
+              </w:rPr>
+            </w:pPr>
             <w:proofErr w:type="gramStart"/>
             <w:r>
               <w:rPr>
                 <w:rFonts w:ascii="Times New Roman" w:eastAsia="標楷體" w:hAnsi="Times New Roman" w:cs="Angsana New"/>
               </w:rPr>
-              <w:t>訊息含站外</w:t>
+              <w:t>客服工單</w:t>
             </w:r>
             <w:proofErr w:type="gramEnd"/>
             <w:r>
               <w:rPr>
                 <w:rFonts w:ascii="Times New Roman" w:eastAsia="標楷體" w:hAnsi="Times New Roman" w:cs="Angsana New"/>
               </w:rPr>
-              <w:t>聯絡方式、私下付款或常見詐騙話術時，</w:t>
+              <w:t>與常見問題</w:t>
+            </w:r>
+          </w:p>
+        </w:tc>
+        <w:tc>
+          <w:tcPr>
+            <w:tcW w:w="5102" w:type="dxa"/>
+          </w:tcPr>
+          <w:p>
+            <w:pPr>
+              <w:widowControl/>
+              <w:rPr>
+                <w:rFonts w:ascii="Times New Roman" w:eastAsia="標楷體" w:hAnsi="Times New Roman" w:cs="Angsana New"/>
+              </w:rPr>
+            </w:pPr>
+            <w:r>
+              <w:rPr>
+                <w:rFonts w:ascii="Times New Roman" w:eastAsia="標楷體" w:hAnsi="Times New Roman" w:cs="Angsana New"/>
+              </w:rPr>
+              <w:t>使用者可查詢常見問題</w:t>
+            </w:r>
+            <w:r>
+              <w:rPr>
+                <w:rFonts w:ascii="Times New Roman" w:eastAsia="標楷體" w:hAnsi="Times New Roman" w:cs="Angsana New"/>
+              </w:rPr>
+              <w:t>(FAQ)</w:t>
+            </w:r>
+            <w:r>
+              <w:rPr>
+                <w:rFonts w:ascii="Times New Roman" w:eastAsia="標楷體" w:hAnsi="Times New Roman" w:cs="Angsana New"/>
+              </w:rPr>
+              <w:t>，或建立</w:t>
             </w:r>
             <w:proofErr w:type="gramStart"/>
             <w:r>
               <w:rPr>
                 <w:rFonts w:ascii="Times New Roman" w:eastAsia="標楷體" w:hAnsi="Times New Roman" w:cs="Angsana New"/>
               </w:rPr>
-              <w:t>收訊方會</w:t>
+              <w:t>客服工單</w:t>
             </w:r>
             <w:proofErr w:type="gramEnd"/>
             <w:r>
               <w:rPr>
                 <w:rFonts w:ascii="Times New Roman" w:eastAsia="標楷體" w:hAnsi="Times New Roman" w:cs="Angsana New"/>
               </w:rPr>
-              <w:t>看到防詐提醒，傳送者傳送聯絡方式或付款資訊前須先確認。</w:t>
+              <w:t>描述問題並上傳附件圖片，於客服回覆後可繼續追問或自行結案。</w:t>
             </w:r>
           </w:p>
         </w:tc>
@@ -1126,52 +1822,202 @@
       <w:tr>
         <w:tc>
           <w:tcPr>
-            <w:tcW w:w="3397" w:type="dxa"/>
-          </w:tcPr>
-          <w:p>
-            <w:pPr>
-              <w:widowControl/>
-              <w:rPr>
-                <w:rFonts w:ascii="Times New Roman" w:eastAsia="標楷體" w:hAnsi="Times New Roman" w:cs="Angsana New"/>
-              </w:rPr>
-            </w:pPr>
-            <w:r>
-              <w:rPr>
-                <w:rFonts w:ascii="Times New Roman" w:eastAsia="標楷體" w:hAnsi="Times New Roman" w:cs="Angsana New"/>
-              </w:rPr>
-              <w:t>封鎖與檢舉</w:t>
-            </w:r>
-          </w:p>
-        </w:tc>
-        <w:tc>
-          <w:tcPr>
-            <w:tcW w:w="4899" w:type="dxa"/>
-          </w:tcPr>
-          <w:p>
-            <w:pPr>
-              <w:widowControl/>
-              <w:rPr>
-                <w:rFonts w:ascii="Times New Roman" w:eastAsia="標楷體" w:hAnsi="Times New Roman" w:cs="Angsana New"/>
-              </w:rPr>
-            </w:pPr>
-            <w:r>
-              <w:rPr>
-                <w:rFonts w:ascii="Times New Roman" w:eastAsia="標楷體" w:hAnsi="Times New Roman" w:cs="Angsana New"/>
-              </w:rPr>
-              <w:t>使用者可封鎖騷擾之聊天對象，</w:t>
-            </w:r>
-            <w:r>
-              <w:rPr>
-                <w:rFonts w:ascii="Times New Roman" w:eastAsia="標楷體" w:hAnsi="Times New Roman" w:cs="Angsana New"/>
-                <w:color w:val="FF0000"/>
-              </w:rPr>
-              <w:t>或檢舉不當書籍與訊息內容</w:t>
-            </w:r>
-            <w:r>
-              <w:rPr>
-                <w:rFonts w:ascii="Times New Roman" w:eastAsia="標楷體" w:hAnsi="Times New Roman" w:cs="Angsana New"/>
-              </w:rPr>
-              <w:t>。</w:t>
+            <w:tcW w:w="5102" w:type="dxa"/>
+          </w:tcPr>
+          <w:p>
+            <w:pPr>
+              <w:widowControl/>
+              <w:rPr>
+                <w:rFonts w:ascii="Times New Roman" w:eastAsia="標楷體" w:hAnsi="Times New Roman" w:cs="Angsana New"/>
+              </w:rPr>
+            </w:pPr>
+            <w:r>
+              <w:rPr>
+                <w:rFonts w:ascii="Times New Roman" w:eastAsia="標楷體" w:hAnsi="Times New Roman" w:cs="Angsana New"/>
+              </w:rPr>
+              <w:t>多國語系與主題切換</w:t>
+            </w:r>
+          </w:p>
+        </w:tc>
+        <w:tc>
+          <w:tcPr>
+            <w:tcW w:w="5102" w:type="dxa"/>
+          </w:tcPr>
+          <w:p>
+            <w:pPr>
+              <w:widowControl/>
+              <w:rPr>
+                <w:rFonts w:ascii="Times New Roman" w:eastAsia="標楷體" w:hAnsi="Times New Roman" w:cs="Angsana New"/>
+              </w:rPr>
+            </w:pPr>
+            <w:r>
+              <w:rPr>
+                <w:rFonts w:ascii="Times New Roman" w:eastAsia="標楷體" w:hAnsi="Times New Roman" w:cs="Angsana New"/>
+              </w:rPr>
+              <w:t>App</w:t>
+            </w:r>
+            <w:proofErr w:type="gramStart"/>
+            <w:r>
+              <w:rPr>
+                <w:rFonts w:ascii="Times New Roman" w:eastAsia="標楷體" w:hAnsi="Times New Roman" w:cs="Angsana New"/>
+              </w:rPr>
+              <w:t>提供繁中</w:t>
+            </w:r>
+            <w:proofErr w:type="gramEnd"/>
+            <w:r>
+              <w:rPr>
+                <w:rFonts w:ascii="Times New Roman" w:eastAsia="標楷體" w:hAnsi="Times New Roman" w:cs="Angsana New"/>
+              </w:rPr>
+              <w:t>、簡中、英、日、韓等多國語系介面，並支援淺色／深色主題切換。</w:t>
+            </w:r>
+          </w:p>
+        </w:tc>
+      </w:tr>
+    </w:tbl>
+    <w:p>
+      <w:pPr>
+        <w:widowControl/>
+        <w:overflowPunct w:val="0"/>
+        <w:snapToGrid w:val="0"/>
+        <w:spacing w:before="120" w:after="120"/>
+        <w:jc w:val="center"/>
+        <w:rPr>
+          <w:rFonts w:ascii="Times New Roman" w:eastAsia="標楷體" w:hAnsi="Times New Roman" w:cs="Angsana New"/>
+          <w:sz w:val="28"/>
+          <w:szCs w:val="25"/>
+          <w:lang w:bidi="th-TH"/>
+          <w14:ligatures w14:val="standardContextual"/>
+        </w:rPr>
+      </w:pPr>
+      <w:r>
+        <w:rPr>
+          <w:rFonts w:ascii="Times New Roman" w:eastAsia="標楷體" w:hAnsi="Times New Roman" w:cs="Angsana New" w:hint="eastAsia"/>
+          <w:sz w:val="28"/>
+          <w:szCs w:val="25"/>
+          <w:lang w:bidi="th-TH"/>
+          <w14:ligatures w14:val="standardContextual"/>
+        </w:rPr>
+        <w:t>表</w:t>
+      </w:r>
+      <w:r>
+        <w:rPr>
+          <w:rFonts w:ascii="Times New Roman" w:eastAsia="標楷體" w:hAnsi="Times New Roman" w:cs="Angsana New" w:hint="eastAsia"/>
+          <w:sz w:val="28"/>
+          <w:szCs w:val="25"/>
+          <w:lang w:bidi="th-TH"/>
+          <w14:ligatures w14:val="standardContextual"/>
+        </w:rPr>
+        <w:t xml:space="preserve"> 5-1-2 </w:t>
+      </w:r>
+      <w:r>
+        <w:rPr>
+          <w:rFonts w:ascii="Times New Roman" w:eastAsia="標楷體" w:hAnsi="Times New Roman" w:cs="Angsana New" w:hint="eastAsia"/>
+          <w:sz w:val="28"/>
+          <w:szCs w:val="25"/>
+          <w:lang w:bidi="th-TH"/>
+          <w14:ligatures w14:val="standardContextual"/>
+        </w:rPr>
+        <w:t>系統管理員功能性需求表</w:t>
+      </w:r>
+      <w:r>
+        <w:rPr>
+          <w:rFonts w:ascii="Times New Roman" w:eastAsia="標楷體" w:hAnsi="Times New Roman" w:cs="Angsana New"/>
+          <w:sz w:val="28"/>
+          <w:szCs w:val="25"/>
+          <w:lang w:bidi="th-TH"/>
+          <w14:ligatures w14:val="standardContextual"/>
+        </w:rPr>
+        <w:fldChar w:fldCharType="begin"/>
+      </w:r>
+      <w:r>
+        <w:rPr>
+          <w:rFonts w:ascii="Times New Roman" w:eastAsia="標楷體" w:hAnsi="Times New Roman" w:cs="Angsana New"/>
+          <w:sz w:val="28"/>
+          <w:szCs w:val="25"/>
+          <w:lang w:bidi="th-TH"/>
+          <w14:ligatures w14:val="standardContextual"/>
+        </w:rPr>
+        <w:instrText xml:space="preserve"> SEQ </w:instrText>
+      </w:r>
+      <w:r>
+        <w:rPr>
+          <w:rFonts w:ascii="Times New Roman" w:eastAsia="標楷體" w:hAnsi="Times New Roman" w:cs="Angsana New"/>
+          <w:sz w:val="28"/>
+          <w:szCs w:val="25"/>
+          <w:lang w:bidi="th-TH"/>
+          <w14:ligatures w14:val="standardContextual"/>
+        </w:rPr>
+        <w:instrText>表</w:instrText>
+      </w:r>
+      <w:r>
+        <w:rPr>
+          <w:rFonts w:ascii="Times New Roman" w:eastAsia="標楷體" w:hAnsi="Times New Roman" w:cs="Angsana New"/>
+          <w:sz w:val="28"/>
+          <w:szCs w:val="25"/>
+          <w:lang w:bidi="th-TH"/>
+          <w14:ligatures w14:val="standardContextual"/>
+        </w:rPr>
+        <w:instrText xml:space="preserve"> \h </w:instrText>
+      </w:r>
+      <w:r>
+        <w:rPr>
+          <w:rFonts w:ascii="Times New Roman" w:eastAsia="標楷體" w:hAnsi="Times New Roman" w:cs="Angsana New"/>
+          <w:sz w:val="28"/>
+          <w:szCs w:val="25"/>
+          <w:lang w:bidi="th-TH"/>
+          <w14:ligatures w14:val="standardContextual"/>
+        </w:rPr>
+        <w:fldChar w:fldCharType="end"/>
+      </w:r>
+    </w:p>
+    <w:tbl>
+      <w:tblPr>
+        <w:tblStyle w:val="a3"/>
+        <w:tblW w:w="0" w:type="auto"/>
+        <w:tblLook w:val="04A0" w:firstRow="1" w:lastRow="0" w:firstColumn="1" w:lastColumn="0" w:noHBand="0" w:noVBand="1"/>
+      </w:tblPr>
+      <w:tblGrid>
+        <w:gridCol w:w="4072"/>
+        <w:gridCol w:w="4224"/>
+      </w:tblGrid>
+      <w:tr>
+        <w:tc>
+          <w:tcPr>
+            <w:tcW w:w="5102" w:type="dxa"/>
+          </w:tcPr>
+          <w:p>
+            <w:pPr>
+              <w:widowControl/>
+              <w:rPr>
+                <w:rFonts w:ascii="Times New Roman" w:eastAsia="標楷體" w:hAnsi="Times New Roman" w:cs="Angsana New"/>
+              </w:rPr>
+            </w:pPr>
+            <w:r>
+              <w:rPr>
+                <w:rFonts w:ascii="Times New Roman" w:eastAsia="標楷體" w:hAnsi="Times New Roman" w:cs="Angsana New"/>
+                <w:b/>
+              </w:rPr>
+              <w:t>功能性需求</w:t>
+            </w:r>
+          </w:p>
+        </w:tc>
+        <w:tc>
+          <w:tcPr>
+            <w:tcW w:w="5102" w:type="dxa"/>
+          </w:tcPr>
+          <w:p>
+            <w:pPr>
+              <w:widowControl/>
+              <w:rPr>
+                <w:rFonts w:ascii="Times New Roman" w:eastAsia="標楷體" w:hAnsi="Times New Roman" w:cs="Angsana New"/>
+              </w:rPr>
+            </w:pPr>
+            <w:r>
+              <w:rPr>
+                <w:rFonts w:ascii="Times New Roman" w:eastAsia="標楷體" w:hAnsi="Times New Roman" w:cs="Angsana New"/>
+                <w:b/>
+              </w:rPr>
+              <w:t>描述</w:t>
             </w:r>
           </w:p>
         </w:tc>
@@ -1179,46 +2025,40 @@
       <w:tr>
         <w:tc>
           <w:tcPr>
-            <w:tcW w:w="3397" w:type="dxa"/>
-          </w:tcPr>
-          <w:p>
-            <w:pPr>
-              <w:widowControl/>
-              <w:rPr>
-                <w:rFonts w:ascii="Times New Roman" w:eastAsia="標楷體" w:hAnsi="Times New Roman" w:cs="Angsana New"/>
-              </w:rPr>
-            </w:pPr>
-            <w:r>
-              <w:rPr>
-                <w:rFonts w:ascii="Times New Roman" w:eastAsia="標楷體" w:hAnsi="Times New Roman" w:cs="Angsana New"/>
-              </w:rPr>
-              <w:t>推播通知</w:t>
-            </w:r>
-          </w:p>
-        </w:tc>
-        <w:tc>
-          <w:tcPr>
-            <w:tcW w:w="4899" w:type="dxa"/>
-          </w:tcPr>
-          <w:p>
-            <w:pPr>
-              <w:widowControl/>
-              <w:rPr>
-                <w:rFonts w:ascii="Times New Roman" w:eastAsia="標楷體" w:hAnsi="Times New Roman" w:cs="Angsana New"/>
-              </w:rPr>
-            </w:pPr>
-            <w:r>
-              <w:rPr>
-                <w:rFonts w:ascii="Times New Roman" w:eastAsia="標楷體" w:hAnsi="Times New Roman" w:cs="Angsana New"/>
-              </w:rPr>
-              <w:t>系統於訂單狀態變更、聊天新訊息、收藏書籍降價、預約保留結束、系統公告等情境推播通知使用者；聊天訊息僅以推播提醒，通</w:t>
-            </w:r>
+            <w:tcW w:w="5102" w:type="dxa"/>
+          </w:tcPr>
+          <w:p>
+            <w:pPr>
+              <w:widowControl/>
+              <w:rPr>
+                <w:rFonts w:ascii="Times New Roman" w:eastAsia="標楷體" w:hAnsi="Times New Roman" w:cs="Angsana New"/>
+              </w:rPr>
+            </w:pPr>
             <w:r>
               <w:rPr>
                 <w:rFonts w:ascii="Times New Roman" w:eastAsia="標楷體" w:hAnsi="Times New Roman" w:cs="Angsana New"/>
               </w:rPr>
               <w:lastRenderedPageBreak/>
-              <w:t>知中心依交易、帳號、客服、優惠分類管理已讀狀態，並可設定通知偏好。</w:t>
+              <w:t>會員帳號管理</w:t>
+            </w:r>
+          </w:p>
+        </w:tc>
+        <w:tc>
+          <w:tcPr>
+            <w:tcW w:w="5102" w:type="dxa"/>
+          </w:tcPr>
+          <w:p>
+            <w:pPr>
+              <w:widowControl/>
+              <w:rPr>
+                <w:rFonts w:ascii="Times New Roman" w:eastAsia="標楷體" w:hAnsi="Times New Roman" w:cs="Angsana New"/>
+              </w:rPr>
+            </w:pPr>
+            <w:r>
+              <w:rPr>
+                <w:rFonts w:ascii="Times New Roman" w:eastAsia="標楷體" w:hAnsi="Times New Roman" w:cs="Angsana New"/>
+              </w:rPr>
+              <w:t>管理員可檢索並查看所有使用者之基本資訊、帳號狀態、會員等級與違規紀錄，並可停權、列入黑名單、調整角色或會員等級、重設密碼。</w:t>
             </w:r>
           </w:p>
         </w:tc>
@@ -1226,40 +2066,65 @@
       <w:tr>
         <w:tc>
           <w:tcPr>
-            <w:tcW w:w="3397" w:type="dxa"/>
-          </w:tcPr>
-          <w:p>
-            <w:pPr>
-              <w:widowControl/>
-              <w:rPr>
-                <w:rFonts w:ascii="Times New Roman" w:eastAsia="標楷體" w:hAnsi="Times New Roman" w:cs="Angsana New"/>
-              </w:rPr>
-            </w:pPr>
-            <w:r>
-              <w:rPr>
-                <w:rFonts w:ascii="Times New Roman" w:eastAsia="標楷體" w:hAnsi="Times New Roman" w:cs="Angsana New"/>
-              </w:rPr>
-              <w:lastRenderedPageBreak/>
-              <w:t>會員等級與成就</w:t>
-            </w:r>
-          </w:p>
-        </w:tc>
-        <w:tc>
-          <w:tcPr>
-            <w:tcW w:w="4899" w:type="dxa"/>
-          </w:tcPr>
-          <w:p>
-            <w:pPr>
-              <w:widowControl/>
-              <w:rPr>
-                <w:rFonts w:ascii="Times New Roman" w:eastAsia="標楷體" w:hAnsi="Times New Roman" w:cs="Angsana New"/>
-              </w:rPr>
-            </w:pPr>
-            <w:r>
-              <w:rPr>
-                <w:rFonts w:ascii="Times New Roman" w:eastAsia="標楷體" w:hAnsi="Times New Roman" w:cs="Angsana New"/>
-              </w:rPr>
-              <w:t>系統依使用者累計交易量與活躍度計算會員積分，並劃分對應等級與權益；使用者可查詢目前等級、下一等級所需積分與已達成之成就。</w:t>
+            <w:tcW w:w="5102" w:type="dxa"/>
+          </w:tcPr>
+          <w:p>
+            <w:pPr>
+              <w:widowControl/>
+              <w:rPr>
+                <w:rFonts w:ascii="Times New Roman" w:eastAsia="標楷體" w:hAnsi="Times New Roman" w:cs="Angsana New"/>
+              </w:rPr>
+            </w:pPr>
+            <w:r>
+              <w:rPr>
+                <w:rFonts w:ascii="Times New Roman" w:eastAsia="標楷體" w:hAnsi="Times New Roman" w:cs="Angsana New"/>
+              </w:rPr>
+              <w:t>書籍與分類管理</w:t>
+            </w:r>
+          </w:p>
+        </w:tc>
+        <w:tc>
+          <w:tcPr>
+            <w:tcW w:w="5102" w:type="dxa"/>
+          </w:tcPr>
+          <w:p>
+            <w:pPr>
+              <w:widowControl/>
+              <w:rPr>
+                <w:rFonts w:ascii="Times New Roman" w:eastAsia="標楷體" w:hAnsi="Times New Roman" w:cs="Angsana New"/>
+              </w:rPr>
+            </w:pPr>
+            <w:r>
+              <w:rPr>
+                <w:rFonts w:ascii="Times New Roman" w:eastAsia="標楷體" w:hAnsi="Times New Roman" w:cs="Angsana New"/>
+              </w:rPr>
+              <w:t>管理員可檢視、編輯、下架或刪除任</w:t>
+            </w:r>
+            <w:proofErr w:type="gramStart"/>
+            <w:r>
+              <w:rPr>
+                <w:rFonts w:ascii="Times New Roman" w:eastAsia="標楷體" w:hAnsi="Times New Roman" w:cs="Angsana New"/>
+              </w:rPr>
+              <w:t>一</w:t>
+            </w:r>
+            <w:proofErr w:type="gramEnd"/>
+            <w:r>
+              <w:rPr>
+                <w:rFonts w:ascii="Times New Roman" w:eastAsia="標楷體" w:hAnsi="Times New Roman" w:cs="Angsana New"/>
+              </w:rPr>
+              <w:t>書籍，管理書籍分類架構；價格明顯高於行情或疑似圖書館館藏等非正規來源之書籍，以及</w:t>
+            </w:r>
+            <w:r>
+              <w:rPr>
+                <w:rFonts w:ascii="Times New Roman" w:eastAsia="標楷體" w:hAnsi="Times New Roman" w:cs="Angsana New"/>
+              </w:rPr>
+              <w:t>AI</w:t>
+            </w:r>
+            <w:r>
+              <w:rPr>
+                <w:rFonts w:ascii="Times New Roman" w:eastAsia="標楷體" w:hAnsi="Times New Roman" w:cs="Angsana New"/>
+              </w:rPr>
+              <w:t>判定需複核之書籍，會先送上架審核並通知管理員核准或駁回。</w:t>
             </w:r>
           </w:p>
         </w:tc>
@@ -1267,63 +2132,39 @@
       <w:tr>
         <w:tc>
           <w:tcPr>
-            <w:tcW w:w="3397" w:type="dxa"/>
-          </w:tcPr>
-          <w:p>
-            <w:pPr>
-              <w:widowControl/>
-              <w:rPr>
-                <w:rFonts w:ascii="Times New Roman" w:eastAsia="標楷體" w:hAnsi="Times New Roman" w:cs="Angsana New"/>
-              </w:rPr>
-            </w:pPr>
-            <w:r>
-              <w:rPr>
-                <w:rFonts w:ascii="Times New Roman" w:eastAsia="標楷體" w:hAnsi="Times New Roman" w:cs="Angsana New"/>
-              </w:rPr>
-              <w:t>個人化</w:t>
-            </w:r>
-            <w:r>
-              <w:rPr>
-                <w:rFonts w:ascii="Times New Roman" w:eastAsia="標楷體" w:hAnsi="Times New Roman" w:cs="Angsana New"/>
-              </w:rPr>
-              <w:t>QR Code</w:t>
-            </w:r>
-            <w:r>
-              <w:rPr>
-                <w:rFonts w:ascii="Times New Roman" w:eastAsia="標楷體" w:hAnsi="Times New Roman" w:cs="Angsana New"/>
-              </w:rPr>
-              <w:t>與名片分享</w:t>
-            </w:r>
-          </w:p>
-        </w:tc>
-        <w:tc>
-          <w:tcPr>
-            <w:tcW w:w="4899" w:type="dxa"/>
-          </w:tcPr>
-          <w:p>
-            <w:pPr>
-              <w:widowControl/>
-              <w:rPr>
-                <w:rFonts w:ascii="Times New Roman" w:eastAsia="標楷體" w:hAnsi="Times New Roman" w:cs="Angsana New"/>
-              </w:rPr>
-            </w:pPr>
-            <w:r>
-              <w:rPr>
-                <w:rFonts w:ascii="Times New Roman" w:eastAsia="標楷體" w:hAnsi="Times New Roman" w:cs="Angsana New"/>
-              </w:rPr>
-              <w:t>使用者可產生專屬個人主頁</w:t>
-            </w:r>
-            <w:r>
-              <w:rPr>
-                <w:rFonts w:ascii="Times New Roman" w:eastAsia="標楷體" w:hAnsi="Times New Roman" w:cs="Angsana New"/>
-              </w:rPr>
-              <w:t>QR Code</w:t>
-            </w:r>
-            <w:r>
-              <w:rPr>
-                <w:rFonts w:ascii="Times New Roman" w:eastAsia="標楷體" w:hAnsi="Times New Roman" w:cs="Angsana New"/>
-              </w:rPr>
-              <w:t>供他人掃描查看，並可重新產生分享代碼。</w:t>
+            <w:tcW w:w="5102" w:type="dxa"/>
+          </w:tcPr>
+          <w:p>
+            <w:pPr>
+              <w:widowControl/>
+              <w:rPr>
+                <w:rFonts w:ascii="Times New Roman" w:eastAsia="標楷體" w:hAnsi="Times New Roman" w:cs="Angsana New"/>
+              </w:rPr>
+            </w:pPr>
+            <w:r>
+              <w:rPr>
+                <w:rFonts w:ascii="Times New Roman" w:eastAsia="標楷體" w:hAnsi="Times New Roman" w:cs="Angsana New"/>
+              </w:rPr>
+              <w:t>交易與訂單管理</w:t>
+            </w:r>
+          </w:p>
+        </w:tc>
+        <w:tc>
+          <w:tcPr>
+            <w:tcW w:w="5102" w:type="dxa"/>
+          </w:tcPr>
+          <w:p>
+            <w:pPr>
+              <w:widowControl/>
+              <w:rPr>
+                <w:rFonts w:ascii="Times New Roman" w:eastAsia="標楷體" w:hAnsi="Times New Roman" w:cs="Angsana New"/>
+              </w:rPr>
+            </w:pPr>
+            <w:r>
+              <w:rPr>
+                <w:rFonts w:ascii="Times New Roman" w:eastAsia="標楷體" w:hAnsi="Times New Roman" w:cs="Angsana New"/>
+              </w:rPr>
+              <w:t>管理員可查詢所有訂單之完整時間軸（含退款、爭議、錢包交易明細），並可於必要時手動調整訂單狀態。</w:t>
             </w:r>
           </w:p>
         </w:tc>
@@ -1331,15 +2172,40 @@
       <w:tr>
         <w:tc>
           <w:tcPr>
-            <w:tcW w:w="3397" w:type="dxa"/>
-          </w:tcPr>
-          <w:p>
-            <w:pPr>
-              <w:widowControl/>
-              <w:rPr>
-                <w:rFonts w:ascii="Times New Roman" w:eastAsia="標楷體" w:hAnsi="Times New Roman" w:cs="Angsana New"/>
-              </w:rPr>
-            </w:pPr>
+            <w:tcW w:w="5102" w:type="dxa"/>
+          </w:tcPr>
+          <w:p>
+            <w:pPr>
+              <w:widowControl/>
+              <w:rPr>
+                <w:rFonts w:ascii="Times New Roman" w:eastAsia="標楷體" w:hAnsi="Times New Roman" w:cs="Angsana New"/>
+              </w:rPr>
+            </w:pPr>
+            <w:r>
+              <w:rPr>
+                <w:rFonts w:ascii="Times New Roman" w:eastAsia="標楷體" w:hAnsi="Times New Roman" w:cs="Angsana New"/>
+              </w:rPr>
+              <w:t>交易仲裁與檢舉處理</w:t>
+            </w:r>
+          </w:p>
+        </w:tc>
+        <w:tc>
+          <w:tcPr>
+            <w:tcW w:w="5102" w:type="dxa"/>
+          </w:tcPr>
+          <w:p>
+            <w:pPr>
+              <w:widowControl/>
+              <w:rPr>
+                <w:rFonts w:ascii="Times New Roman" w:eastAsia="標楷體" w:hAnsi="Times New Roman" w:cs="Angsana New"/>
+              </w:rPr>
+            </w:pPr>
+            <w:r>
+              <w:rPr>
+                <w:rFonts w:ascii="Times New Roman" w:eastAsia="標楷體" w:hAnsi="Times New Roman" w:cs="Angsana New"/>
+              </w:rPr>
+              <w:t>管理員可審閱買賣雙方申請之爭議案件與證據，並可使用</w:t>
+            </w:r>
             <w:r>
               <w:rPr>
                 <w:rFonts w:ascii="Times New Roman" w:eastAsia="標楷體" w:hAnsi="Times New Roman" w:cs="Angsana New"/>
@@ -1350,121 +2216,7 @@
               <w:rPr>
                 <w:rFonts w:ascii="Times New Roman" w:eastAsia="標楷體" w:hAnsi="Times New Roman" w:cs="Angsana New"/>
               </w:rPr>
-              <w:t>客服與</w:t>
-            </w:r>
-            <w:r>
-              <w:rPr>
-                <w:rFonts w:ascii="Times New Roman" w:eastAsia="標楷體" w:hAnsi="Times New Roman" w:cs="Angsana New" w:hint="eastAsia"/>
-                <w:color w:val="FF0000"/>
-              </w:rPr>
-              <w:t>AI</w:t>
-            </w:r>
-            <w:r>
-              <w:rPr>
-                <w:rFonts w:ascii="Times New Roman" w:eastAsia="標楷體" w:hAnsi="Times New Roman" w:cs="Angsana New" w:hint="eastAsia"/>
-                <w:color w:val="FF0000"/>
-              </w:rPr>
-              <w:t>書籍顧問</w:t>
-            </w:r>
-          </w:p>
-        </w:tc>
-        <w:tc>
-          <w:tcPr>
-            <w:tcW w:w="4899" w:type="dxa"/>
-          </w:tcPr>
-          <w:p>
-            <w:pPr>
-              <w:widowControl/>
-              <w:rPr>
-                <w:rFonts w:ascii="Times New Roman" w:eastAsia="標楷體" w:hAnsi="Times New Roman" w:cs="Angsana New"/>
-              </w:rPr>
-            </w:pPr>
-            <w:r>
-              <w:rPr>
-                <w:rFonts w:ascii="Times New Roman" w:eastAsia="標楷體" w:hAnsi="Times New Roman" w:cs="Angsana New"/>
-              </w:rPr>
-              <w:t>使用者可與</w:t>
-            </w:r>
-            <w:r>
-              <w:rPr>
-                <w:rFonts w:ascii="Times New Roman" w:eastAsia="標楷體" w:hAnsi="Times New Roman" w:cs="Angsana New"/>
-              </w:rPr>
-              <w:t>AI</w:t>
-            </w:r>
-            <w:r>
-              <w:rPr>
-                <w:rFonts w:ascii="Times New Roman" w:eastAsia="標楷體" w:hAnsi="Times New Roman" w:cs="Angsana New"/>
-              </w:rPr>
-              <w:t>客服對話取得平台使用說明，系統以關鍵字與語意混合檢索平台說明、常見問題與服務條款中最相關之段落作為回答依據，複雜問題可</w:t>
-            </w:r>
-            <w:proofErr w:type="gramStart"/>
-            <w:r>
-              <w:rPr>
-                <w:rFonts w:ascii="Times New Roman" w:eastAsia="標楷體" w:hAnsi="Times New Roman" w:cs="Angsana New"/>
-              </w:rPr>
-              <w:t>一</w:t>
-            </w:r>
-            <w:proofErr w:type="gramEnd"/>
-            <w:r>
-              <w:rPr>
-                <w:rFonts w:ascii="Times New Roman" w:eastAsia="標楷體" w:hAnsi="Times New Roman" w:cs="Angsana New"/>
-              </w:rPr>
-              <w:t>鍵升級為真人</w:t>
-            </w:r>
-            <w:proofErr w:type="gramStart"/>
-            <w:r>
-              <w:rPr>
-                <w:rFonts w:ascii="Times New Roman" w:eastAsia="標楷體" w:hAnsi="Times New Roman" w:cs="Angsana New"/>
-              </w:rPr>
-              <w:t>客服工單</w:t>
-            </w:r>
-            <w:proofErr w:type="gramEnd"/>
-            <w:r>
-              <w:rPr>
-                <w:rFonts w:ascii="Times New Roman" w:eastAsia="標楷體" w:hAnsi="Times New Roman" w:cs="Angsana New"/>
-              </w:rPr>
-              <w:t>；亦可使用</w:t>
-            </w:r>
-            <w:r>
-              <w:rPr>
-                <w:rFonts w:ascii="Times New Roman" w:eastAsia="標楷體" w:hAnsi="Times New Roman" w:cs="Angsana New" w:hint="eastAsia"/>
-                <w:color w:val="FF0000"/>
-              </w:rPr>
-              <w:t>聊天列表中的</w:t>
-            </w:r>
-            <w:r>
-              <w:rPr>
-                <w:rFonts w:ascii="Times New Roman" w:eastAsia="標楷體" w:hAnsi="Times New Roman" w:cs="Angsana New"/>
-                <w:color w:val="FF0000"/>
-              </w:rPr>
-              <w:t>AI</w:t>
-            </w:r>
-            <w:r>
-              <w:rPr>
-                <w:rFonts w:ascii="Times New Roman" w:eastAsia="標楷體" w:hAnsi="Times New Roman" w:cs="Angsana New" w:hint="eastAsia"/>
-                <w:color w:val="FF0000"/>
-              </w:rPr>
-              <w:t>書籍顧問</w:t>
-            </w:r>
-            <w:r>
-              <w:rPr>
-                <w:rFonts w:ascii="Times New Roman" w:eastAsia="標楷體" w:hAnsi="Times New Roman" w:cs="Angsana New"/>
-              </w:rPr>
-              <w:t>依需求（分類、價格、書</w:t>
-            </w:r>
-            <w:proofErr w:type="gramStart"/>
-            <w:r>
-              <w:rPr>
-                <w:rFonts w:ascii="Times New Roman" w:eastAsia="標楷體" w:hAnsi="Times New Roman" w:cs="Angsana New"/>
-              </w:rPr>
-              <w:t>況</w:t>
-            </w:r>
-            <w:proofErr w:type="gramEnd"/>
-            <w:r>
-              <w:rPr>
-                <w:rFonts w:ascii="Times New Roman" w:eastAsia="標楷體" w:hAnsi="Times New Roman" w:cs="Angsana New"/>
-              </w:rPr>
-              <w:t>等）取得書籍推薦。</w:t>
+              <w:t>分析比對上架資料與爭議說明作為參考，裁決退款、駁回或協調結案；亦可處理使用者檢舉之違規案件。</w:t>
             </w:r>
           </w:p>
         </w:tc>
@@ -1472,73 +2224,53 @@
       <w:tr>
         <w:tc>
           <w:tcPr>
-            <w:tcW w:w="3397" w:type="dxa"/>
-          </w:tcPr>
-          <w:p>
-            <w:pPr>
-              <w:widowControl/>
-              <w:rPr>
-                <w:rFonts w:ascii="Times New Roman" w:eastAsia="標楷體" w:hAnsi="Times New Roman" w:cs="Angsana New"/>
-              </w:rPr>
-            </w:pPr>
+            <w:tcW w:w="5102" w:type="dxa"/>
+          </w:tcPr>
+          <w:p>
+            <w:pPr>
+              <w:widowControl/>
+              <w:rPr>
+                <w:rFonts w:ascii="Times New Roman" w:eastAsia="標楷體" w:hAnsi="Times New Roman" w:cs="Angsana New"/>
+              </w:rPr>
+            </w:pPr>
+            <w:r>
+              <w:rPr>
+                <w:rFonts w:ascii="Times New Roman" w:eastAsia="標楷體" w:hAnsi="Times New Roman" w:cs="Angsana New"/>
+              </w:rPr>
+              <w:t>智慧書櫃據點管理</w:t>
+            </w:r>
+          </w:p>
+        </w:tc>
+        <w:tc>
+          <w:tcPr>
+            <w:tcW w:w="5102" w:type="dxa"/>
+          </w:tcPr>
+          <w:p>
+            <w:pPr>
+              <w:widowControl/>
+              <w:rPr>
+                <w:rFonts w:ascii="Times New Roman" w:eastAsia="標楷體" w:hAnsi="Times New Roman" w:cs="Angsana New"/>
+              </w:rPr>
+            </w:pPr>
+            <w:r>
+              <w:rPr>
+                <w:rFonts w:ascii="Times New Roman" w:eastAsia="標楷體" w:hAnsi="Times New Roman" w:cs="Angsana New"/>
+              </w:rPr>
+              <w:t>管理員可新增、編輯智慧書櫃據點資訊（位置、營業時間、啟用與維修狀態），並查看各書櫃之裝置連線與櫃門狀態；於「存書列表」可依書櫃或逾期篩選賣家於訂單成立前存放之書籍，查看所在櫃門、存放天數、暫停販售與通知狀態，並可直接遠端</w:t>
+            </w:r>
             <w:proofErr w:type="gramStart"/>
             <w:r>
               <w:rPr>
                 <w:rFonts w:ascii="Times New Roman" w:eastAsia="標楷體" w:hAnsi="Times New Roman" w:cs="Angsana New"/>
               </w:rPr>
-              <w:t>客服工單</w:t>
+              <w:t>開啟該櫃門</w:t>
             </w:r>
             <w:proofErr w:type="gramEnd"/>
             <w:r>
               <w:rPr>
                 <w:rFonts w:ascii="Times New Roman" w:eastAsia="標楷體" w:hAnsi="Times New Roman" w:cs="Angsana New"/>
               </w:rPr>
-              <w:t>與常見問題</w:t>
-            </w:r>
-          </w:p>
-        </w:tc>
-        <w:tc>
-          <w:tcPr>
-            <w:tcW w:w="4899" w:type="dxa"/>
-          </w:tcPr>
-          <w:p>
-            <w:pPr>
-              <w:widowControl/>
-              <w:rPr>
-                <w:rFonts w:ascii="Times New Roman" w:eastAsia="標楷體" w:hAnsi="Times New Roman" w:cs="Angsana New"/>
-              </w:rPr>
-            </w:pPr>
-            <w:r>
-              <w:rPr>
-                <w:rFonts w:ascii="Times New Roman" w:eastAsia="標楷體" w:hAnsi="Times New Roman" w:cs="Angsana New"/>
-              </w:rPr>
-              <w:t>使用者可查詢常見問題</w:t>
-            </w:r>
-            <w:r>
-              <w:rPr>
-                <w:rFonts w:ascii="Times New Roman" w:eastAsia="標楷體" w:hAnsi="Times New Roman" w:cs="Angsana New"/>
-              </w:rPr>
-              <w:t>(FAQ)</w:t>
-            </w:r>
-            <w:r>
-              <w:rPr>
-                <w:rFonts w:ascii="Times New Roman" w:eastAsia="標楷體" w:hAnsi="Times New Roman" w:cs="Angsana New"/>
-              </w:rPr>
-              <w:t>，或建立</w:t>
-            </w:r>
-            <w:proofErr w:type="gramStart"/>
-            <w:r>
-              <w:rPr>
-                <w:rFonts w:ascii="Times New Roman" w:eastAsia="標楷體" w:hAnsi="Times New Roman" w:cs="Angsana New"/>
-              </w:rPr>
-              <w:t>客服工單</w:t>
-            </w:r>
-            <w:proofErr w:type="gramEnd"/>
-            <w:r>
-              <w:rPr>
-                <w:rFonts w:ascii="Times New Roman" w:eastAsia="標楷體" w:hAnsi="Times New Roman" w:cs="Angsana New"/>
-              </w:rPr>
-              <w:t>描述問題並上傳附件圖片，於客服回覆後可繼續追問或自行結案。</w:t>
+              <w:t>，派員取出後登記取出。仍有存書之書櫃無法停用。</w:t>
             </w:r>
           </w:p>
         </w:tc>
@@ -1546,66 +2278,605 @@
       <w:tr>
         <w:tc>
           <w:tcPr>
-            <w:tcW w:w="3397" w:type="dxa"/>
-          </w:tcPr>
-          <w:p>
-            <w:pPr>
-              <w:widowControl/>
-              <w:rPr>
-                <w:rFonts w:ascii="Times New Roman" w:eastAsia="標楷體" w:hAnsi="Times New Roman" w:cs="Angsana New"/>
-              </w:rPr>
-            </w:pPr>
-            <w:r>
-              <w:rPr>
-                <w:rFonts w:ascii="Times New Roman" w:eastAsia="標楷體" w:hAnsi="Times New Roman" w:cs="Angsana New"/>
-              </w:rPr>
-              <w:t>多國語系與主題切換</w:t>
-            </w:r>
-          </w:p>
-        </w:tc>
-        <w:tc>
-          <w:tcPr>
-            <w:tcW w:w="4899" w:type="dxa"/>
-          </w:tcPr>
-          <w:p>
-            <w:pPr>
-              <w:widowControl/>
-              <w:rPr>
-                <w:rFonts w:ascii="Times New Roman" w:eastAsia="標楷體" w:hAnsi="Times New Roman" w:cs="Angsana New"/>
-              </w:rPr>
-            </w:pPr>
+            <w:tcW w:w="5102" w:type="dxa"/>
+          </w:tcPr>
+          <w:p>
+            <w:pPr>
+              <w:widowControl/>
+              <w:rPr>
+                <w:rFonts w:ascii="Times New Roman" w:eastAsia="標楷體" w:hAnsi="Times New Roman" w:cs="Angsana New"/>
+              </w:rPr>
+            </w:pPr>
+            <w:r>
+              <w:rPr>
+                <w:rFonts w:ascii="Times New Roman" w:eastAsia="標楷體" w:hAnsi="Times New Roman" w:cs="Angsana New"/>
+              </w:rPr>
+              <w:t>書櫃裝置與櫃門管理</w:t>
+            </w:r>
+          </w:p>
+        </w:tc>
+        <w:tc>
+          <w:tcPr>
+            <w:tcW w:w="5102" w:type="dxa"/>
+          </w:tcPr>
+          <w:p>
+            <w:pPr>
+              <w:widowControl/>
+              <w:rPr>
+                <w:rFonts w:ascii="Times New Roman" w:eastAsia="標楷體" w:hAnsi="Times New Roman" w:cs="Angsana New"/>
+              </w:rPr>
+            </w:pPr>
+            <w:r>
+              <w:rPr>
+                <w:rFonts w:ascii="Times New Roman" w:eastAsia="標楷體" w:hAnsi="Times New Roman" w:cs="Angsana New"/>
+              </w:rPr>
+              <w:t>管理員於「書櫃裝置」頁面輸入書櫃螢幕顯示之</w:t>
+            </w:r>
+            <w:r>
+              <w:rPr>
+                <w:rFonts w:ascii="Times New Roman" w:eastAsia="標楷體" w:hAnsi="Times New Roman" w:cs="Angsana New"/>
+              </w:rPr>
+              <w:t>8</w:t>
+            </w:r>
+            <w:r>
+              <w:rPr>
+                <w:rFonts w:ascii="Times New Roman" w:eastAsia="標楷體" w:hAnsi="Times New Roman" w:cs="Angsana New"/>
+              </w:rPr>
+              <w:t>位數配對碼完成裝置配對，並可查看裝置種類、韌體版本、最後連線時間與故障，撤銷裝置或清除故障。</w:t>
+            </w:r>
+            <w:proofErr w:type="gramStart"/>
+            <w:r>
+              <w:rPr>
+                <w:rFonts w:ascii="Times New Roman" w:eastAsia="標楷體" w:hAnsi="Times New Roman" w:cs="Angsana New"/>
+              </w:rPr>
+              <w:t>各櫃門</w:t>
+            </w:r>
+            <w:proofErr w:type="gramEnd"/>
+            <w:r>
+              <w:rPr>
+                <w:rFonts w:ascii="Times New Roman" w:eastAsia="標楷體" w:hAnsi="Times New Roman" w:cs="Angsana New"/>
+              </w:rPr>
+              <w:t>可遠端開啟</w:t>
+            </w:r>
+            <w:proofErr w:type="gramStart"/>
+            <w:r>
+              <w:rPr>
+                <w:rFonts w:ascii="Times New Roman" w:eastAsia="標楷體" w:hAnsi="Times New Roman" w:cs="Angsana New"/>
+              </w:rPr>
+              <w:t>（</w:t>
+            </w:r>
+            <w:proofErr w:type="gramEnd"/>
+            <w:r>
+              <w:rPr>
+                <w:rFonts w:ascii="Times New Roman" w:eastAsia="標楷體" w:hAnsi="Times New Roman" w:cs="Angsana New"/>
+              </w:rPr>
+              <w:t>書櫃螢幕顯示兩位數字，由管理員於</w:t>
+            </w:r>
             <w:r>
               <w:rPr>
                 <w:rFonts w:ascii="Times New Roman" w:eastAsia="標楷體" w:hAnsi="Times New Roman" w:cs="Angsana New"/>
               </w:rPr>
               <w:t>App</w:t>
             </w:r>
+            <w:r>
+              <w:rPr>
+                <w:rFonts w:ascii="Times New Roman" w:eastAsia="標楷體" w:hAnsi="Times New Roman" w:cs="Angsana New"/>
+              </w:rPr>
+              <w:t>輸入；無存放紀錄之空櫃門得不經數字確認</w:t>
+            </w:r>
             <w:proofErr w:type="gramStart"/>
             <w:r>
               <w:rPr>
                 <w:rFonts w:ascii="Times New Roman" w:eastAsia="標楷體" w:hAnsi="Times New Roman" w:cs="Angsana New"/>
               </w:rPr>
-              <w:t>提供繁中</w:t>
+              <w:t>）</w:t>
             </w:r>
             <w:proofErr w:type="gramEnd"/>
             <w:r>
               <w:rPr>
                 <w:rFonts w:ascii="Times New Roman" w:eastAsia="標楷體" w:hAnsi="Times New Roman" w:cs="Angsana New"/>
               </w:rPr>
-              <w:t>、簡中、英、日、韓等多國語系介面，並支援淺色／深色</w:t>
-            </w:r>
-            <w:r>
-              <w:rPr>
-                <w:rFonts w:ascii="Times New Roman" w:eastAsia="標楷體" w:hAnsi="Times New Roman" w:cs="Angsana New" w:hint="eastAsia"/>
-                <w:color w:val="FF0000"/>
-              </w:rPr>
-              <w:t>或其他顏色</w:t>
-            </w:r>
-            <w:r>
-              <w:rPr>
-                <w:rFonts w:ascii="Times New Roman" w:eastAsia="標楷體" w:hAnsi="Times New Roman" w:cs="Angsana New"/>
-              </w:rPr>
-              <w:t>主題切換。</w:t>
+              <w:t>、確認內容無誤、登記存放內容、清空存放紀錄及設定維修；並可處理待確認之書櫃作業、確認或駁回故障期間之手動回報，以及查閱作業</w:t>
+            </w:r>
+            <w:r>
+              <w:rPr>
+                <w:rFonts w:ascii="Times New Roman" w:eastAsia="標楷體" w:hAnsi="Times New Roman" w:cs="Angsana New"/>
+              </w:rPr>
+              <w:lastRenderedPageBreak/>
+              <w:t>與事件紀錄。書櫃裝置離線、故障或作業異常時，系統通知具書櫃管理權限之管理員。</w:t>
+            </w:r>
+          </w:p>
+        </w:tc>
+      </w:tr>
+      <w:tr>
+        <w:tc>
+          <w:tcPr>
+            <w:tcW w:w="5102" w:type="dxa"/>
+          </w:tcPr>
+          <w:p>
+            <w:pPr>
+              <w:widowControl/>
+              <w:rPr>
+                <w:rFonts w:ascii="Times New Roman" w:eastAsia="標楷體" w:hAnsi="Times New Roman" w:cs="Angsana New"/>
+              </w:rPr>
+            </w:pPr>
+            <w:r>
+              <w:rPr>
+                <w:rFonts w:ascii="Times New Roman" w:eastAsia="標楷體" w:hAnsi="Times New Roman" w:cs="Angsana New"/>
+              </w:rPr>
+              <w:lastRenderedPageBreak/>
+              <w:t>會員等級與錢包管理</w:t>
+            </w:r>
+          </w:p>
+        </w:tc>
+        <w:tc>
+          <w:tcPr>
+            <w:tcW w:w="5102" w:type="dxa"/>
+          </w:tcPr>
+          <w:p>
+            <w:pPr>
+              <w:widowControl/>
+              <w:rPr>
+                <w:rFonts w:ascii="Times New Roman" w:eastAsia="標楷體" w:hAnsi="Times New Roman" w:cs="Angsana New"/>
+              </w:rPr>
+            </w:pPr>
+            <w:r>
+              <w:rPr>
+                <w:rFonts w:ascii="Times New Roman" w:eastAsia="標楷體" w:hAnsi="Times New Roman" w:cs="Angsana New"/>
+              </w:rPr>
+              <w:t>管理員可設定會員等級規則與權益，並於必要時（如客服協助儲值／爭議補償）手動調整使用者錢包餘額。</w:t>
+            </w:r>
+          </w:p>
+        </w:tc>
+      </w:tr>
+      <w:tr>
+        <w:tc>
+          <w:tcPr>
+            <w:tcW w:w="5102" w:type="dxa"/>
+          </w:tcPr>
+          <w:p>
+            <w:pPr>
+              <w:widowControl/>
+              <w:rPr>
+                <w:rFonts w:ascii="Times New Roman" w:eastAsia="標楷體" w:hAnsi="Times New Roman" w:cs="Angsana New"/>
+              </w:rPr>
+            </w:pPr>
+            <w:proofErr w:type="gramStart"/>
+            <w:r>
+              <w:rPr>
+                <w:rFonts w:ascii="Times New Roman" w:eastAsia="標楷體" w:hAnsi="Times New Roman" w:cs="Angsana New"/>
+              </w:rPr>
+              <w:t>客服工單</w:t>
+            </w:r>
+            <w:proofErr w:type="gramEnd"/>
+            <w:r>
+              <w:rPr>
+                <w:rFonts w:ascii="Times New Roman" w:eastAsia="標楷體" w:hAnsi="Times New Roman" w:cs="Angsana New"/>
+              </w:rPr>
+              <w:t>與內容管理</w:t>
+            </w:r>
+          </w:p>
+        </w:tc>
+        <w:tc>
+          <w:tcPr>
+            <w:tcW w:w="5102" w:type="dxa"/>
+          </w:tcPr>
+          <w:p>
+            <w:pPr>
+              <w:widowControl/>
+              <w:rPr>
+                <w:rFonts w:ascii="Times New Roman" w:eastAsia="標楷體" w:hAnsi="Times New Roman" w:cs="Angsana New"/>
+              </w:rPr>
+            </w:pPr>
+            <w:r>
+              <w:rPr>
+                <w:rFonts w:ascii="Times New Roman" w:eastAsia="標楷體" w:hAnsi="Times New Roman" w:cs="Angsana New"/>
+              </w:rPr>
+              <w:t>管理員可受理並回覆</w:t>
+            </w:r>
+            <w:proofErr w:type="gramStart"/>
+            <w:r>
+              <w:rPr>
+                <w:rFonts w:ascii="Times New Roman" w:eastAsia="標楷體" w:hAnsi="Times New Roman" w:cs="Angsana New"/>
+              </w:rPr>
+              <w:t>客服工單</w:t>
+            </w:r>
+            <w:proofErr w:type="gramEnd"/>
+            <w:r>
+              <w:rPr>
+                <w:rFonts w:ascii="Times New Roman" w:eastAsia="標楷體" w:hAnsi="Times New Roman" w:cs="Angsana New"/>
+              </w:rPr>
+              <w:t>、管理常見問題</w:t>
+            </w:r>
+            <w:r>
+              <w:rPr>
+                <w:rFonts w:ascii="Times New Roman" w:eastAsia="標楷體" w:hAnsi="Times New Roman" w:cs="Angsana New"/>
+              </w:rPr>
+              <w:t>(FAQ)</w:t>
+            </w:r>
+            <w:r>
+              <w:rPr>
+                <w:rFonts w:ascii="Times New Roman" w:eastAsia="標楷體" w:hAnsi="Times New Roman" w:cs="Angsana New"/>
+              </w:rPr>
+              <w:t>、系統公告與服務條款</w:t>
+            </w:r>
+            <w:r>
+              <w:rPr>
+                <w:rFonts w:ascii="Times New Roman" w:eastAsia="標楷體" w:hAnsi="Times New Roman" w:cs="Angsana New"/>
+              </w:rPr>
+              <w:t>/</w:t>
+            </w:r>
+            <w:r>
+              <w:rPr>
+                <w:rFonts w:ascii="Times New Roman" w:eastAsia="標楷體" w:hAnsi="Times New Roman" w:cs="Angsana New"/>
+              </w:rPr>
+              <w:t>隱私權政策等法律文件。</w:t>
+            </w:r>
+          </w:p>
+        </w:tc>
+      </w:tr>
+      <w:tr>
+        <w:tc>
+          <w:tcPr>
+            <w:tcW w:w="5102" w:type="dxa"/>
+          </w:tcPr>
+          <w:p>
+            <w:pPr>
+              <w:widowControl/>
+              <w:rPr>
+                <w:rFonts w:ascii="Times New Roman" w:eastAsia="標楷體" w:hAnsi="Times New Roman" w:cs="Angsana New"/>
+              </w:rPr>
+            </w:pPr>
+            <w:r>
+              <w:rPr>
+                <w:rFonts w:ascii="Times New Roman" w:eastAsia="標楷體" w:hAnsi="Times New Roman" w:cs="Angsana New"/>
+              </w:rPr>
+              <w:t>AI</w:t>
+            </w:r>
+            <w:r>
+              <w:rPr>
+                <w:rFonts w:ascii="Times New Roman" w:eastAsia="標楷體" w:hAnsi="Times New Roman" w:cs="Angsana New"/>
+              </w:rPr>
+              <w:t>功能設定與監控</w:t>
+            </w:r>
+          </w:p>
+        </w:tc>
+        <w:tc>
+          <w:tcPr>
+            <w:tcW w:w="5102" w:type="dxa"/>
+          </w:tcPr>
+          <w:p>
+            <w:pPr>
+              <w:widowControl/>
+              <w:rPr>
+                <w:rFonts w:ascii="Times New Roman" w:eastAsia="標楷體" w:hAnsi="Times New Roman" w:cs="Angsana New"/>
+              </w:rPr>
+            </w:pPr>
+            <w:r>
+              <w:rPr>
+                <w:rFonts w:ascii="Times New Roman" w:eastAsia="標楷體" w:hAnsi="Times New Roman" w:cs="Angsana New"/>
+              </w:rPr>
+              <w:t>管理員可設定</w:t>
+            </w:r>
+            <w:r>
+              <w:rPr>
+                <w:rFonts w:ascii="Times New Roman" w:eastAsia="標楷體" w:hAnsi="Times New Roman" w:cs="Angsana New"/>
+              </w:rPr>
+              <w:t>AI</w:t>
+            </w:r>
+            <w:r>
+              <w:rPr>
+                <w:rFonts w:ascii="Times New Roman" w:eastAsia="標楷體" w:hAnsi="Times New Roman" w:cs="Angsana New"/>
+              </w:rPr>
+              <w:t>供應商、模型參數、各</w:t>
+            </w:r>
+            <w:r>
+              <w:rPr>
+                <w:rFonts w:ascii="Times New Roman" w:eastAsia="標楷體" w:hAnsi="Times New Roman" w:cs="Angsana New"/>
+              </w:rPr>
+              <w:t>AI</w:t>
+            </w:r>
+            <w:r>
+              <w:rPr>
+                <w:rFonts w:ascii="Times New Roman" w:eastAsia="標楷體" w:hAnsi="Times New Roman" w:cs="Angsana New"/>
+              </w:rPr>
+              <w:t>功能之每日呼叫上限與審核動作模式，並監看</w:t>
+            </w:r>
+            <w:r>
+              <w:rPr>
+                <w:rFonts w:ascii="Times New Roman" w:eastAsia="標楷體" w:hAnsi="Times New Roman" w:cs="Angsana New"/>
+              </w:rPr>
+              <w:t>AI</w:t>
+            </w:r>
+            <w:r>
+              <w:rPr>
+                <w:rFonts w:ascii="Times New Roman" w:eastAsia="標楷體" w:hAnsi="Times New Roman" w:cs="Angsana New"/>
+              </w:rPr>
+              <w:t>使用量與費用、複核</w:t>
+            </w:r>
+            <w:r>
+              <w:rPr>
+                <w:rFonts w:ascii="Times New Roman" w:eastAsia="標楷體" w:hAnsi="Times New Roman" w:cs="Angsana New"/>
+              </w:rPr>
+              <w:t>AI</w:t>
+            </w:r>
+            <w:r>
+              <w:rPr>
+                <w:rFonts w:ascii="Times New Roman" w:eastAsia="標楷體" w:hAnsi="Times New Roman" w:cs="Angsana New"/>
+              </w:rPr>
+              <w:t>上架審核佇列。</w:t>
+            </w:r>
+          </w:p>
+        </w:tc>
+      </w:tr>
+      <w:tr>
+        <w:tc>
+          <w:tcPr>
+            <w:tcW w:w="5102" w:type="dxa"/>
+          </w:tcPr>
+          <w:p>
+            <w:pPr>
+              <w:widowControl/>
+              <w:rPr>
+                <w:rFonts w:ascii="Times New Roman" w:eastAsia="標楷體" w:hAnsi="Times New Roman" w:cs="Angsana New"/>
+              </w:rPr>
+            </w:pPr>
+            <w:r>
+              <w:rPr>
+                <w:rFonts w:ascii="Times New Roman" w:eastAsia="標楷體" w:hAnsi="Times New Roman" w:cs="Angsana New"/>
+              </w:rPr>
+              <w:t>登入方式與系統設定</w:t>
+            </w:r>
+          </w:p>
+        </w:tc>
+        <w:tc>
+          <w:tcPr>
+            <w:tcW w:w="5102" w:type="dxa"/>
+          </w:tcPr>
+          <w:p>
+            <w:pPr>
+              <w:widowControl/>
+              <w:rPr>
+                <w:rFonts w:ascii="Times New Roman" w:eastAsia="標楷體" w:hAnsi="Times New Roman" w:cs="Angsana New"/>
+              </w:rPr>
+            </w:pPr>
+            <w:r>
+              <w:rPr>
+                <w:rFonts w:ascii="Times New Roman" w:eastAsia="標楷體" w:hAnsi="Times New Roman" w:cs="Angsana New"/>
+              </w:rPr>
+              <w:t>管理員可啟用</w:t>
+            </w:r>
+            <w:r>
+              <w:rPr>
+                <w:rFonts w:ascii="Times New Roman" w:eastAsia="標楷體" w:hAnsi="Times New Roman" w:cs="Angsana New"/>
+              </w:rPr>
+              <w:t>/</w:t>
+            </w:r>
+            <w:r>
+              <w:rPr>
+                <w:rFonts w:ascii="Times New Roman" w:eastAsia="標楷體" w:hAnsi="Times New Roman" w:cs="Angsana New"/>
+              </w:rPr>
+              <w:t>停用各項第三方登入方式，執行資料庫備份與還原，管理待刪除帳號之保留期。</w:t>
+            </w:r>
+          </w:p>
+        </w:tc>
+      </w:tr>
+      <w:tr>
+        <w:tc>
+          <w:tcPr>
+            <w:tcW w:w="5102" w:type="dxa"/>
+          </w:tcPr>
+          <w:p>
+            <w:pPr>
+              <w:widowControl/>
+              <w:rPr>
+                <w:rFonts w:ascii="Times New Roman" w:eastAsia="標楷體" w:hAnsi="Times New Roman" w:cs="Angsana New"/>
+              </w:rPr>
+            </w:pPr>
+            <w:r>
+              <w:rPr>
+                <w:rFonts w:ascii="Times New Roman" w:eastAsia="標楷體" w:hAnsi="Times New Roman" w:cs="Angsana New"/>
+              </w:rPr>
+              <w:t>後台權限與操作日誌</w:t>
+            </w:r>
+          </w:p>
+        </w:tc>
+        <w:tc>
+          <w:tcPr>
+            <w:tcW w:w="5102" w:type="dxa"/>
+          </w:tcPr>
+          <w:p>
+            <w:pPr>
+              <w:widowControl/>
+              <w:rPr>
+                <w:rFonts w:ascii="Times New Roman" w:eastAsia="標楷體" w:hAnsi="Times New Roman" w:cs="Angsana New"/>
+              </w:rPr>
+            </w:pPr>
+            <w:r>
+              <w:rPr>
+                <w:rFonts w:ascii="Times New Roman" w:eastAsia="標楷體" w:hAnsi="Times New Roman" w:cs="Angsana New"/>
+              </w:rPr>
+              <w:t>系統</w:t>
+            </w:r>
+            <w:proofErr w:type="gramStart"/>
+            <w:r>
+              <w:rPr>
+                <w:rFonts w:ascii="Times New Roman" w:eastAsia="標楷體" w:hAnsi="Times New Roman" w:cs="Angsana New"/>
+              </w:rPr>
+              <w:t>採</w:t>
+            </w:r>
+            <w:proofErr w:type="gramEnd"/>
+            <w:r>
+              <w:rPr>
+                <w:rFonts w:ascii="Times New Roman" w:eastAsia="標楷體" w:hAnsi="Times New Roman" w:cs="Angsana New"/>
+              </w:rPr>
+              <w:t>細粒度權限設計，可指派各管理員可管理之功能範圍；所有後台關鍵操作均記錄日誌，部分操作支援</w:t>
+            </w:r>
+            <w:proofErr w:type="gramStart"/>
+            <w:r>
+              <w:rPr>
+                <w:rFonts w:ascii="Times New Roman" w:eastAsia="標楷體" w:hAnsi="Times New Roman" w:cs="Angsana New"/>
+              </w:rPr>
+              <w:t>一</w:t>
+            </w:r>
+            <w:proofErr w:type="gramEnd"/>
+            <w:r>
+              <w:rPr>
+                <w:rFonts w:ascii="Times New Roman" w:eastAsia="標楷體" w:hAnsi="Times New Roman" w:cs="Angsana New"/>
+              </w:rPr>
+              <w:t>鍵復原</w:t>
+            </w:r>
+            <w:r>
+              <w:rPr>
+                <w:rFonts w:ascii="Times New Roman" w:eastAsia="標楷體" w:hAnsi="Times New Roman" w:cs="Angsana New"/>
+              </w:rPr>
+              <w:t>(Undo)</w:t>
+            </w:r>
+            <w:r>
+              <w:rPr>
+                <w:rFonts w:ascii="Times New Roman" w:eastAsia="標楷體" w:hAnsi="Times New Roman" w:cs="Angsana New"/>
+              </w:rPr>
+              <w:t>。</w:t>
+            </w:r>
+          </w:p>
+        </w:tc>
+      </w:tr>
+      <w:tr>
+        <w:tc>
+          <w:tcPr>
+            <w:tcW w:w="5102" w:type="dxa"/>
+          </w:tcPr>
+          <w:p>
+            <w:pPr>
+              <w:widowControl/>
+              <w:rPr>
+                <w:rFonts w:ascii="Times New Roman" w:eastAsia="標楷體" w:hAnsi="Times New Roman" w:cs="Angsana New"/>
+              </w:rPr>
+            </w:pPr>
+            <w:r>
+              <w:rPr>
+                <w:rFonts w:ascii="Times New Roman" w:eastAsia="標楷體" w:hAnsi="Times New Roman" w:cs="Angsana New"/>
+              </w:rPr>
+              <w:t>系統統計數據</w:t>
+            </w:r>
+          </w:p>
+        </w:tc>
+        <w:tc>
+          <w:tcPr>
+            <w:tcW w:w="5102" w:type="dxa"/>
+          </w:tcPr>
+          <w:p>
+            <w:pPr>
+              <w:widowControl/>
+              <w:rPr>
+                <w:rFonts w:ascii="Times New Roman" w:eastAsia="標楷體" w:hAnsi="Times New Roman" w:cs="Angsana New"/>
+              </w:rPr>
+            </w:pPr>
+            <w:r>
+              <w:rPr>
+                <w:rFonts w:ascii="Times New Roman" w:eastAsia="標楷體" w:hAnsi="Times New Roman" w:cs="Angsana New"/>
+              </w:rPr>
+              <w:t>管理員可於總</w:t>
+            </w:r>
+            <w:proofErr w:type="gramStart"/>
+            <w:r>
+              <w:rPr>
+                <w:rFonts w:ascii="Times New Roman" w:eastAsia="標楷體" w:hAnsi="Times New Roman" w:cs="Angsana New"/>
+              </w:rPr>
+              <w:t>覽</w:t>
+            </w:r>
+            <w:proofErr w:type="gramEnd"/>
+            <w:r>
+              <w:rPr>
+                <w:rFonts w:ascii="Times New Roman" w:eastAsia="標楷體" w:hAnsi="Times New Roman" w:cs="Angsana New"/>
+              </w:rPr>
+              <w:t>儀表板查看會員、書籍、訂單、爭議等關鍵營運指標統計。</w:t>
+            </w:r>
+          </w:p>
+        </w:tc>
+      </w:tr>
+      <w:tr>
+        <w:tc>
+          <w:tcPr>
+            <w:tcW w:w="5102" w:type="dxa"/>
+          </w:tcPr>
+          <w:p>
+            <w:pPr>
+              <w:widowControl/>
+              <w:rPr>
+                <w:rFonts w:ascii="Times New Roman" w:eastAsia="標楷體" w:hAnsi="Times New Roman" w:cs="Angsana New"/>
+              </w:rPr>
+            </w:pPr>
+            <w:r>
+              <w:rPr>
+                <w:rFonts w:ascii="Times New Roman" w:eastAsia="標楷體" w:hAnsi="Times New Roman" w:cs="Angsana New"/>
+              </w:rPr>
+              <w:t>聊天</w:t>
+            </w:r>
+            <w:proofErr w:type="gramStart"/>
+            <w:r>
+              <w:rPr>
+                <w:rFonts w:ascii="Times New Roman" w:eastAsia="標楷體" w:hAnsi="Times New Roman" w:cs="Angsana New"/>
+              </w:rPr>
+              <w:t>防詐警示</w:t>
+            </w:r>
+            <w:proofErr w:type="gramEnd"/>
+          </w:p>
+        </w:tc>
+        <w:tc>
+          <w:tcPr>
+            <w:tcW w:w="5102" w:type="dxa"/>
+          </w:tcPr>
+          <w:p>
+            <w:pPr>
+              <w:widowControl/>
+              <w:rPr>
+                <w:rFonts w:ascii="Times New Roman" w:eastAsia="標楷體" w:hAnsi="Times New Roman" w:cs="Angsana New"/>
+              </w:rPr>
+            </w:pPr>
+            <w:r>
+              <w:rPr>
+                <w:rFonts w:ascii="Times New Roman" w:eastAsia="標楷體" w:hAnsi="Times New Roman" w:cs="Angsana New"/>
+              </w:rPr>
+              <w:t>會員</w:t>
+            </w:r>
+            <w:r>
+              <w:rPr>
+                <w:rFonts w:ascii="Times New Roman" w:eastAsia="標楷體" w:hAnsi="Times New Roman" w:cs="Angsana New"/>
+              </w:rPr>
+              <w:t>24</w:t>
+            </w:r>
+            <w:r>
+              <w:rPr>
+                <w:rFonts w:ascii="Times New Roman" w:eastAsia="標楷體" w:hAnsi="Times New Roman" w:cs="Angsana New"/>
+              </w:rPr>
+              <w:t>小時內累積</w:t>
+            </w:r>
+            <w:r>
+              <w:rPr>
+                <w:rFonts w:ascii="Times New Roman" w:eastAsia="標楷體" w:hAnsi="Times New Roman" w:cs="Angsana New"/>
+              </w:rPr>
+              <w:t>3</w:t>
+            </w:r>
+            <w:r>
+              <w:rPr>
+                <w:rFonts w:ascii="Times New Roman" w:eastAsia="標楷體" w:hAnsi="Times New Roman" w:cs="Angsana New"/>
+              </w:rPr>
+              <w:t>則高風險聊天訊息時，系統建立</w:t>
+            </w:r>
+            <w:proofErr w:type="gramStart"/>
+            <w:r>
+              <w:rPr>
+                <w:rFonts w:ascii="Times New Roman" w:eastAsia="標楷體" w:hAnsi="Times New Roman" w:cs="Angsana New"/>
+              </w:rPr>
+              <w:t>防詐警示</w:t>
+            </w:r>
+            <w:proofErr w:type="gramEnd"/>
+            <w:r>
+              <w:rPr>
+                <w:rFonts w:ascii="Times New Roman" w:eastAsia="標楷體" w:hAnsi="Times New Roman" w:cs="Angsana New"/>
+              </w:rPr>
+              <w:t>並通知管理員；管理員可檢視相關訊息與風險類別，標示誤判或已處理，必要時停權。</w:t>
             </w:r>
           </w:p>
         </w:tc>

--- a/documents/系統手冊/5-1功能性需求-shelly.docx
+++ b/documents/系統手冊/5-1功能性需求-shelly.docx
@@ -548,21 +548,7 @@
               <w:rPr>
                 <w:rFonts w:ascii="Times New Roman" w:eastAsia="標楷體" w:hAnsi="Times New Roman" w:cs="Angsana New"/>
               </w:rPr>
-              <w:t>照片建議書</w:t>
-            </w:r>
-            <w:proofErr w:type="gramStart"/>
-            <w:r>
-              <w:rPr>
-                <w:rFonts w:ascii="Times New Roman" w:eastAsia="標楷體" w:hAnsi="Times New Roman" w:cs="Angsana New"/>
-              </w:rPr>
-              <w:t>況</w:t>
-            </w:r>
-            <w:proofErr w:type="gramEnd"/>
-            <w:r>
-              <w:rPr>
-                <w:rFonts w:ascii="Times New Roman" w:eastAsia="標楷體" w:hAnsi="Times New Roman" w:cs="Angsana New"/>
-              </w:rPr>
-              <w:t>、分類與售價。上架後若簡介、作者、出版社或出版日期仍空白，系統於背景依</w:t>
+              <w:t>照片建議書況、分類與售價。上架後若簡介、作者、出版社或出版日期仍空白，系統於背景依</w:t>
             </w:r>
             <w:r>
               <w:rPr>
@@ -1301,19 +1287,23 @@
                 <w:rFonts w:ascii="Times New Roman" w:eastAsia="標楷體" w:hAnsi="Times New Roman" w:cs="Angsana New"/>
                 <w:color w:val="FF0000"/>
               </w:rPr>
-              <w:t>之「</w:t>
+              <w:t>之</w:t>
+            </w:r>
+            <w:r>
+              <w:rPr>
+                <w:rFonts w:ascii="Times New Roman" w:eastAsia="標楷體" w:hAnsi="Times New Roman" w:cs="Angsana New"/>
+              </w:rPr>
+              <w:t>「</w:t>
             </w:r>
             <w:r>
               <w:rPr>
                 <w:rFonts w:ascii="Times New Roman" w:eastAsia="標楷體" w:hAnsi="Times New Roman" w:cs="Angsana New" w:hint="eastAsia"/>
-                <w:color w:val="FF0000"/>
-              </w:rPr>
-              <w:t>待定收益</w:t>
-            </w:r>
-            <w:r>
-              <w:rPr>
-                <w:rFonts w:ascii="Times New Roman" w:eastAsia="標楷體" w:hAnsi="Times New Roman" w:cs="Angsana New"/>
-                <w:color w:val="FF0000"/>
+              </w:rPr>
+              <w:t>待撥款項</w:t>
+            </w:r>
+            <w:r>
+              <w:rPr>
+                <w:rFonts w:ascii="Times New Roman" w:eastAsia="標楷體" w:hAnsi="Times New Roman" w:cs="Angsana New"/>
               </w:rPr>
               <w:t>」</w:t>
             </w:r>
@@ -2336,21 +2326,7 @@
               <w:rPr>
                 <w:rFonts w:ascii="Times New Roman" w:eastAsia="標楷體" w:hAnsi="Times New Roman" w:cs="Angsana New"/>
               </w:rPr>
-              <w:t>可遠端開啟</w:t>
-            </w:r>
-            <w:proofErr w:type="gramStart"/>
-            <w:r>
-              <w:rPr>
-                <w:rFonts w:ascii="Times New Roman" w:eastAsia="標楷體" w:hAnsi="Times New Roman" w:cs="Angsana New"/>
-              </w:rPr>
-              <w:t>（</w:t>
-            </w:r>
-            <w:proofErr w:type="gramEnd"/>
-            <w:r>
-              <w:rPr>
-                <w:rFonts w:ascii="Times New Roman" w:eastAsia="標楷體" w:hAnsi="Times New Roman" w:cs="Angsana New"/>
-              </w:rPr>
-              <w:t>書櫃螢幕顯示兩位數字，由管理員於</w:t>
+              <w:t>可遠端開啟（書櫃螢幕顯示兩位數字，由管理員於</w:t>
             </w:r>
             <w:r>
               <w:rPr>
